--- a/doc/项目现状问题分析与解决方案.docx
+++ b/doc/项目现状问题分析与解决方案.docx
@@ -6,6 +6,7 @@
       <w:pPr>
         <w:jc w:val="center"/>
         <w:rPr>
+          <w:rFonts w:hint="eastAsia"/>
           <w:lang w:eastAsia="zh-CN"/>
         </w:rPr>
       </w:pPr>
@@ -22,6 +23,7 @@
       <w:pPr>
         <w:jc w:val="center"/>
         <w:rPr>
+          <w:rFonts w:hint="eastAsia"/>
           <w:lang w:eastAsia="zh-CN"/>
         </w:rPr>
       </w:pPr>
@@ -38,6 +40,7 @@
       <w:pPr>
         <w:jc w:val="center"/>
         <w:rPr>
+          <w:rFonts w:hint="eastAsia"/>
           <w:lang w:eastAsia="zh-CN"/>
         </w:rPr>
       </w:pPr>
@@ -53,6 +56,7 @@
     <w:p>
       <w:pPr>
         <w:rPr>
+          <w:rFonts w:hint="eastAsia"/>
           <w:lang w:eastAsia="zh-CN"/>
         </w:rPr>
       </w:pPr>
@@ -60,6 +64,7 @@
     <w:p>
       <w:pPr>
         <w:rPr>
+          <w:rFonts w:hint="eastAsia"/>
           <w:lang w:eastAsia="zh-CN"/>
         </w:rPr>
       </w:pPr>
@@ -123,6 +128,9 @@
           <w:p>
             <w:pPr>
               <w:jc w:val="center"/>
+              <w:rPr>
+                <w:rFonts w:hint="eastAsia"/>
+              </w:rPr>
             </w:pPr>
             <w:r>
               <w:rPr>
@@ -142,6 +150,9 @@
           <w:p>
             <w:pPr>
               <w:jc w:val="center"/>
+              <w:rPr>
+                <w:rFonts w:hint="eastAsia"/>
+              </w:rPr>
             </w:pPr>
             <w:r>
               <w:rPr>
@@ -165,6 +176,9 @@
           <w:p>
             <w:pPr>
               <w:jc w:val="center"/>
+              <w:rPr>
+                <w:rFonts w:hint="eastAsia"/>
+              </w:rPr>
             </w:pPr>
             <w:r>
               <w:rPr>
@@ -182,6 +196,7 @@
             <w:pPr>
               <w:jc w:val="center"/>
               <w:rPr>
+                <w:rFonts w:hint="eastAsia"/>
                 <w:lang w:eastAsia="zh-CN"/>
               </w:rPr>
             </w:pPr>
@@ -207,6 +222,9 @@
           <w:p>
             <w:pPr>
               <w:jc w:val="center"/>
+              <w:rPr>
+                <w:rFonts w:hint="eastAsia"/>
+              </w:rPr>
             </w:pPr>
             <w:r>
               <w:rPr>
@@ -225,6 +243,7 @@
             <w:pPr>
               <w:jc w:val="center"/>
               <w:rPr>
+                <w:rFonts w:hint="eastAsia"/>
                 <w:lang w:eastAsia="zh-CN"/>
               </w:rPr>
             </w:pPr>
@@ -249,6 +268,9 @@
           <w:p>
             <w:pPr>
               <w:jc w:val="center"/>
+              <w:rPr>
+                <w:rFonts w:hint="eastAsia"/>
+              </w:rPr>
             </w:pPr>
             <w:r>
               <w:rPr>
@@ -266,6 +288,7 @@
             <w:pPr>
               <w:jc w:val="center"/>
               <w:rPr>
+                <w:rFonts w:hint="eastAsia"/>
                 <w:lang w:eastAsia="zh-CN"/>
               </w:rPr>
             </w:pPr>
@@ -291,6 +314,9 @@
           <w:p>
             <w:pPr>
               <w:jc w:val="center"/>
+              <w:rPr>
+                <w:rFonts w:hint="eastAsia"/>
+              </w:rPr>
             </w:pPr>
             <w:r>
               <w:rPr>
@@ -308,6 +334,9 @@
           <w:p>
             <w:pPr>
               <w:jc w:val="center"/>
+              <w:rPr>
+                <w:rFonts w:hint="eastAsia"/>
+              </w:rPr>
             </w:pPr>
             <w:r>
               <w:rPr>
@@ -319,7 +348,13 @@
         </w:tc>
       </w:tr>
     </w:tbl>
-    <w:p/>
+    <w:p>
+      <w:pPr>
+        <w:rPr>
+          <w:rFonts w:hint="eastAsia"/>
+        </w:rPr>
+      </w:pPr>
+    </w:p>
     <w:p>
       <w:pPr>
         <w:pStyle w:val="21"/>
@@ -355,6 +390,9 @@
           <w:p>
             <w:pPr>
               <w:jc w:val="center"/>
+              <w:rPr>
+                <w:rFonts w:hint="eastAsia"/>
+              </w:rPr>
             </w:pPr>
             <w:r>
               <w:rPr>
@@ -374,6 +412,9 @@
           <w:p>
             <w:pPr>
               <w:jc w:val="center"/>
+              <w:rPr>
+                <w:rFonts w:hint="eastAsia"/>
+              </w:rPr>
             </w:pPr>
             <w:r>
               <w:rPr>
@@ -393,6 +434,9 @@
           <w:p>
             <w:pPr>
               <w:jc w:val="center"/>
+              <w:rPr>
+                <w:rFonts w:hint="eastAsia"/>
+              </w:rPr>
             </w:pPr>
             <w:r>
               <w:rPr>
@@ -416,6 +460,9 @@
           <w:p>
             <w:pPr>
               <w:jc w:val="center"/>
+              <w:rPr>
+                <w:rFonts w:hint="eastAsia"/>
+              </w:rPr>
             </w:pPr>
             <w:r>
               <w:rPr>
@@ -432,6 +479,9 @@
           <w:p>
             <w:pPr>
               <w:jc w:val="center"/>
+              <w:rPr>
+                <w:rFonts w:hint="eastAsia"/>
+              </w:rPr>
             </w:pPr>
             <w:r>
               <w:rPr>
@@ -448,6 +498,9 @@
           <w:p>
             <w:pPr>
               <w:jc w:val="center"/>
+              <w:rPr>
+                <w:rFonts w:hint="eastAsia"/>
+              </w:rPr>
             </w:pPr>
             <w:r>
               <w:rPr>
@@ -470,6 +523,9 @@
           <w:p>
             <w:pPr>
               <w:jc w:val="center"/>
+              <w:rPr>
+                <w:rFonts w:hint="eastAsia"/>
+              </w:rPr>
             </w:pPr>
             <w:r>
               <w:rPr>
@@ -487,6 +543,9 @@
           <w:p>
             <w:pPr>
               <w:jc w:val="center"/>
+              <w:rPr>
+                <w:rFonts w:hint="eastAsia"/>
+              </w:rPr>
             </w:pPr>
             <w:r>
               <w:rPr>
@@ -504,6 +563,9 @@
           <w:p>
             <w:pPr>
               <w:jc w:val="center"/>
+              <w:rPr>
+                <w:rFonts w:hint="eastAsia"/>
+              </w:rPr>
             </w:pPr>
             <w:r>
               <w:rPr>
@@ -525,6 +587,9 @@
           <w:p>
             <w:pPr>
               <w:jc w:val="center"/>
+              <w:rPr>
+                <w:rFonts w:hint="eastAsia"/>
+              </w:rPr>
             </w:pPr>
             <w:r>
               <w:rPr>
@@ -541,6 +606,9 @@
           <w:p>
             <w:pPr>
               <w:jc w:val="center"/>
+              <w:rPr>
+                <w:rFonts w:hint="eastAsia"/>
+              </w:rPr>
             </w:pPr>
             <w:r>
               <w:rPr>
@@ -558,6 +626,7 @@
             <w:pPr>
               <w:jc w:val="center"/>
               <w:rPr>
+                <w:rFonts w:hint="eastAsia"/>
                 <w:lang w:eastAsia="zh-CN"/>
               </w:rPr>
             </w:pPr>
@@ -583,6 +652,9 @@
           <w:p>
             <w:pPr>
               <w:jc w:val="center"/>
+              <w:rPr>
+                <w:rFonts w:hint="eastAsia"/>
+              </w:rPr>
             </w:pPr>
             <w:r>
               <w:rPr>
@@ -600,6 +672,9 @@
           <w:p>
             <w:pPr>
               <w:jc w:val="center"/>
+              <w:rPr>
+                <w:rFonts w:hint="eastAsia"/>
+              </w:rPr>
             </w:pPr>
             <w:r>
               <w:rPr>
@@ -617,6 +692,9 @@
           <w:p>
             <w:pPr>
               <w:jc w:val="center"/>
+              <w:rPr>
+                <w:rFonts w:hint="eastAsia"/>
+              </w:rPr>
             </w:pPr>
             <w:r>
               <w:rPr>
@@ -638,6 +716,9 @@
           <w:p>
             <w:pPr>
               <w:jc w:val="center"/>
+              <w:rPr>
+                <w:rFonts w:hint="eastAsia"/>
+              </w:rPr>
             </w:pPr>
             <w:r>
               <w:rPr>
@@ -654,6 +735,9 @@
           <w:p>
             <w:pPr>
               <w:jc w:val="center"/>
+              <w:rPr>
+                <w:rFonts w:hint="eastAsia"/>
+              </w:rPr>
             </w:pPr>
             <w:r>
               <w:rPr>
@@ -670,6 +754,9 @@
           <w:p>
             <w:pPr>
               <w:jc w:val="center"/>
+              <w:rPr>
+                <w:rFonts w:hint="eastAsia"/>
+              </w:rPr>
             </w:pPr>
             <w:r>
               <w:rPr>
@@ -692,6 +779,9 @@
           <w:p>
             <w:pPr>
               <w:jc w:val="center"/>
+              <w:rPr>
+                <w:rFonts w:hint="eastAsia"/>
+              </w:rPr>
             </w:pPr>
             <w:r>
               <w:rPr>
@@ -709,6 +799,9 @@
           <w:p>
             <w:pPr>
               <w:jc w:val="center"/>
+              <w:rPr>
+                <w:rFonts w:hint="eastAsia"/>
+              </w:rPr>
             </w:pPr>
             <w:r>
               <w:rPr>
@@ -726,6 +819,9 @@
           <w:p>
             <w:pPr>
               <w:jc w:val="center"/>
+              <w:rPr>
+                <w:rFonts w:hint="eastAsia"/>
+              </w:rPr>
             </w:pPr>
             <w:r>
               <w:rPr>
@@ -737,8 +833,19 @@
         </w:tc>
       </w:tr>
     </w:tbl>
-    <w:p/>
     <w:p>
+      <w:pPr>
+        <w:rPr>
+          <w:rFonts w:hint="eastAsia"/>
+        </w:rPr>
+      </w:pPr>
+    </w:p>
+    <w:p>
+      <w:pPr>
+        <w:rPr>
+          <w:rFonts w:hint="eastAsia"/>
+        </w:rPr>
+      </w:pPr>
       <w:r>
         <w:rPr>
           <w:noProof/>
@@ -785,6 +892,7 @@
       <w:pPr>
         <w:jc w:val="center"/>
         <w:rPr>
+          <w:rFonts w:hint="eastAsia"/>
           <w:lang w:eastAsia="zh-CN"/>
         </w:rPr>
       </w:pPr>
@@ -801,6 +909,7 @@
     <w:p>
       <w:pPr>
         <w:rPr>
+          <w:rFonts w:hint="eastAsia"/>
           <w:lang w:eastAsia="zh-CN"/>
         </w:rPr>
       </w:pPr>
@@ -841,6 +950,9 @@
           <w:p>
             <w:pPr>
               <w:jc w:val="center"/>
+              <w:rPr>
+                <w:rFonts w:hint="eastAsia"/>
+              </w:rPr>
             </w:pPr>
             <w:r>
               <w:rPr>
@@ -860,6 +972,9 @@
           <w:p>
             <w:pPr>
               <w:jc w:val="center"/>
+              <w:rPr>
+                <w:rFonts w:hint="eastAsia"/>
+              </w:rPr>
             </w:pPr>
             <w:r>
               <w:rPr>
@@ -879,6 +994,9 @@
           <w:p>
             <w:pPr>
               <w:jc w:val="center"/>
+              <w:rPr>
+                <w:rFonts w:hint="eastAsia"/>
+              </w:rPr>
             </w:pPr>
             <w:r>
               <w:rPr>
@@ -898,6 +1016,9 @@
           <w:p>
             <w:pPr>
               <w:jc w:val="center"/>
+              <w:rPr>
+                <w:rFonts w:hint="eastAsia"/>
+              </w:rPr>
             </w:pPr>
             <w:r>
               <w:rPr>
@@ -921,6 +1042,9 @@
           <w:p>
             <w:pPr>
               <w:jc w:val="center"/>
+              <w:rPr>
+                <w:rFonts w:hint="eastAsia"/>
+              </w:rPr>
             </w:pPr>
             <w:r>
               <w:rPr>
@@ -937,6 +1061,9 @@
           <w:p>
             <w:pPr>
               <w:jc w:val="center"/>
+              <w:rPr>
+                <w:rFonts w:hint="eastAsia"/>
+              </w:rPr>
             </w:pPr>
             <w:r>
               <w:rPr>
@@ -954,6 +1081,7 @@
             <w:pPr>
               <w:jc w:val="center"/>
               <w:rPr>
+                <w:rFonts w:hint="eastAsia"/>
                 <w:lang w:eastAsia="zh-CN"/>
               </w:rPr>
             </w:pPr>
@@ -974,6 +1102,7 @@
             <w:pPr>
               <w:jc w:val="center"/>
               <w:rPr>
+                <w:rFonts w:hint="eastAsia"/>
                 <w:lang w:eastAsia="zh-CN"/>
               </w:rPr>
             </w:pPr>
@@ -999,6 +1128,9 @@
           <w:p>
             <w:pPr>
               <w:jc w:val="center"/>
+              <w:rPr>
+                <w:rFonts w:hint="eastAsia"/>
+              </w:rPr>
             </w:pPr>
             <w:r>
               <w:rPr>
@@ -1016,6 +1148,9 @@
           <w:p>
             <w:pPr>
               <w:jc w:val="center"/>
+              <w:rPr>
+                <w:rFonts w:hint="eastAsia"/>
+              </w:rPr>
             </w:pPr>
             <w:r>
               <w:rPr>
@@ -1033,6 +1168,9 @@
           <w:p>
             <w:pPr>
               <w:jc w:val="center"/>
+              <w:rPr>
+                <w:rFonts w:hint="eastAsia"/>
+              </w:rPr>
             </w:pPr>
             <w:r>
               <w:rPr>
@@ -1050,6 +1188,9 @@
           <w:p>
             <w:pPr>
               <w:jc w:val="center"/>
+              <w:rPr>
+                <w:rFonts w:hint="eastAsia"/>
+              </w:rPr>
             </w:pPr>
             <w:r>
               <w:rPr>
@@ -1071,6 +1212,9 @@
           <w:p>
             <w:pPr>
               <w:jc w:val="center"/>
+              <w:rPr>
+                <w:rFonts w:hint="eastAsia"/>
+              </w:rPr>
             </w:pPr>
             <w:r>
               <w:rPr>
@@ -1087,6 +1231,9 @@
           <w:p>
             <w:pPr>
               <w:jc w:val="center"/>
+              <w:rPr>
+                <w:rFonts w:hint="eastAsia"/>
+              </w:rPr>
             </w:pPr>
             <w:r>
               <w:rPr>
@@ -1103,6 +1250,9 @@
           <w:p>
             <w:pPr>
               <w:jc w:val="center"/>
+              <w:rPr>
+                <w:rFonts w:hint="eastAsia"/>
+              </w:rPr>
             </w:pPr>
             <w:r>
               <w:rPr>
@@ -1120,6 +1270,7 @@
             <w:pPr>
               <w:jc w:val="center"/>
               <w:rPr>
+                <w:rFonts w:hint="eastAsia"/>
                 <w:lang w:eastAsia="zh-CN"/>
               </w:rPr>
             </w:pPr>
@@ -1145,6 +1296,9 @@
           <w:p>
             <w:pPr>
               <w:jc w:val="center"/>
+              <w:rPr>
+                <w:rFonts w:hint="eastAsia"/>
+              </w:rPr>
             </w:pPr>
             <w:r>
               <w:rPr>
@@ -1162,6 +1316,9 @@
           <w:p>
             <w:pPr>
               <w:jc w:val="center"/>
+              <w:rPr>
+                <w:rFonts w:hint="eastAsia"/>
+              </w:rPr>
             </w:pPr>
             <w:r>
               <w:rPr>
@@ -1180,6 +1337,7 @@
             <w:pPr>
               <w:jc w:val="center"/>
               <w:rPr>
+                <w:rFonts w:hint="eastAsia"/>
                 <w:lang w:eastAsia="zh-CN"/>
               </w:rPr>
             </w:pPr>
@@ -1200,6 +1358,9 @@
           <w:p>
             <w:pPr>
               <w:jc w:val="center"/>
+              <w:rPr>
+                <w:rFonts w:hint="eastAsia"/>
+              </w:rPr>
             </w:pPr>
             <w:r>
               <w:rPr>
@@ -1211,7 +1372,13 @@
         </w:tc>
       </w:tr>
     </w:tbl>
-    <w:p/>
+    <w:p>
+      <w:pPr>
+        <w:rPr>
+          <w:rFonts w:hint="eastAsia"/>
+        </w:rPr>
+      </w:pPr>
+    </w:p>
     <w:p>
       <w:pPr>
         <w:pStyle w:val="1"/>
@@ -1259,6 +1426,9 @@
           <w:p>
             <w:pPr>
               <w:jc w:val="center"/>
+              <w:rPr>
+                <w:rFonts w:hint="eastAsia"/>
+              </w:rPr>
             </w:pPr>
             <w:r>
               <w:rPr>
@@ -1278,6 +1448,9 @@
           <w:p>
             <w:pPr>
               <w:jc w:val="center"/>
+              <w:rPr>
+                <w:rFonts w:hint="eastAsia"/>
+              </w:rPr>
             </w:pPr>
             <w:r>
               <w:rPr>
@@ -1297,6 +1470,9 @@
           <w:p>
             <w:pPr>
               <w:jc w:val="center"/>
+              <w:rPr>
+                <w:rFonts w:hint="eastAsia"/>
+              </w:rPr>
             </w:pPr>
             <w:r>
               <w:rPr>
@@ -1316,6 +1492,9 @@
           <w:p>
             <w:pPr>
               <w:jc w:val="center"/>
+              <w:rPr>
+                <w:rFonts w:hint="eastAsia"/>
+              </w:rPr>
             </w:pPr>
             <w:r>
               <w:rPr>
@@ -1339,6 +1518,9 @@
           <w:p>
             <w:pPr>
               <w:jc w:val="center"/>
+              <w:rPr>
+                <w:rFonts w:hint="eastAsia"/>
+              </w:rPr>
             </w:pPr>
             <w:r>
               <w:rPr>
@@ -1355,6 +1537,9 @@
           <w:p>
             <w:pPr>
               <w:jc w:val="center"/>
+              <w:rPr>
+                <w:rFonts w:hint="eastAsia"/>
+              </w:rPr>
             </w:pPr>
             <w:r>
               <w:rPr>
@@ -1371,6 +1556,9 @@
           <w:p>
             <w:pPr>
               <w:jc w:val="center"/>
+              <w:rPr>
+                <w:rFonts w:hint="eastAsia"/>
+              </w:rPr>
             </w:pPr>
             <w:r>
               <w:rPr>
@@ -1387,6 +1575,9 @@
           <w:p>
             <w:pPr>
               <w:jc w:val="center"/>
+              <w:rPr>
+                <w:rFonts w:hint="eastAsia"/>
+              </w:rPr>
             </w:pPr>
             <w:r>
               <w:rPr>
@@ -1409,6 +1600,9 @@
           <w:p>
             <w:pPr>
               <w:jc w:val="center"/>
+              <w:rPr>
+                <w:rFonts w:hint="eastAsia"/>
+              </w:rPr>
             </w:pPr>
             <w:r>
               <w:rPr>
@@ -1427,6 +1621,9 @@
           <w:p>
             <w:pPr>
               <w:jc w:val="center"/>
+              <w:rPr>
+                <w:rFonts w:hint="eastAsia"/>
+              </w:rPr>
             </w:pPr>
             <w:r>
               <w:rPr>
@@ -1444,6 +1641,9 @@
           <w:p>
             <w:pPr>
               <w:jc w:val="center"/>
+              <w:rPr>
+                <w:rFonts w:hint="eastAsia"/>
+              </w:rPr>
             </w:pPr>
             <w:r>
               <w:rPr>
@@ -1461,6 +1661,9 @@
           <w:p>
             <w:pPr>
               <w:jc w:val="center"/>
+              <w:rPr>
+                <w:rFonts w:hint="eastAsia"/>
+              </w:rPr>
             </w:pPr>
             <w:r>
               <w:rPr>
@@ -1482,6 +1685,9 @@
           <w:p>
             <w:pPr>
               <w:jc w:val="center"/>
+              <w:rPr>
+                <w:rFonts w:hint="eastAsia"/>
+              </w:rPr>
             </w:pPr>
             <w:r>
               <w:rPr>
@@ -1498,6 +1704,9 @@
           <w:p>
             <w:pPr>
               <w:jc w:val="center"/>
+              <w:rPr>
+                <w:rFonts w:hint="eastAsia"/>
+              </w:rPr>
             </w:pPr>
             <w:r>
               <w:rPr>
@@ -1514,6 +1723,9 @@
           <w:p>
             <w:pPr>
               <w:jc w:val="center"/>
+              <w:rPr>
+                <w:rFonts w:hint="eastAsia"/>
+              </w:rPr>
             </w:pPr>
             <w:r>
               <w:rPr>
@@ -1530,6 +1742,9 @@
           <w:p>
             <w:pPr>
               <w:jc w:val="center"/>
+              <w:rPr>
+                <w:rFonts w:hint="eastAsia"/>
+              </w:rPr>
             </w:pPr>
             <w:r>
               <w:rPr>
@@ -1552,6 +1767,9 @@
           <w:p>
             <w:pPr>
               <w:jc w:val="center"/>
+              <w:rPr>
+                <w:rFonts w:hint="eastAsia"/>
+              </w:rPr>
             </w:pPr>
             <w:r>
               <w:rPr>
@@ -1569,6 +1787,9 @@
           <w:p>
             <w:pPr>
               <w:jc w:val="center"/>
+              <w:rPr>
+                <w:rFonts w:hint="eastAsia"/>
+              </w:rPr>
             </w:pPr>
             <w:r>
               <w:rPr>
@@ -1586,6 +1807,9 @@
           <w:p>
             <w:pPr>
               <w:jc w:val="center"/>
+              <w:rPr>
+                <w:rFonts w:hint="eastAsia"/>
+              </w:rPr>
             </w:pPr>
             <w:r>
               <w:rPr>
@@ -1603,6 +1827,9 @@
           <w:p>
             <w:pPr>
               <w:jc w:val="center"/>
+              <w:rPr>
+                <w:rFonts w:hint="eastAsia"/>
+              </w:rPr>
             </w:pPr>
             <w:r>
               <w:rPr>
@@ -1624,6 +1851,9 @@
           <w:p>
             <w:pPr>
               <w:jc w:val="center"/>
+              <w:rPr>
+                <w:rFonts w:hint="eastAsia"/>
+              </w:rPr>
             </w:pPr>
             <w:r>
               <w:rPr>
@@ -1640,6 +1870,9 @@
           <w:p>
             <w:pPr>
               <w:jc w:val="center"/>
+              <w:rPr>
+                <w:rFonts w:hint="eastAsia"/>
+              </w:rPr>
             </w:pPr>
             <w:r>
               <w:rPr>
@@ -1656,6 +1889,9 @@
           <w:p>
             <w:pPr>
               <w:jc w:val="center"/>
+              <w:rPr>
+                <w:rFonts w:hint="eastAsia"/>
+              </w:rPr>
             </w:pPr>
             <w:r>
               <w:rPr>
@@ -1672,6 +1908,9 @@
           <w:p>
             <w:pPr>
               <w:jc w:val="center"/>
+              <w:rPr>
+                <w:rFonts w:hint="eastAsia"/>
+              </w:rPr>
             </w:pPr>
             <w:r>
               <w:rPr>
@@ -1694,6 +1933,9 @@
           <w:p>
             <w:pPr>
               <w:jc w:val="center"/>
+              <w:rPr>
+                <w:rFonts w:hint="eastAsia"/>
+              </w:rPr>
             </w:pPr>
             <w:r>
               <w:rPr>
@@ -1711,6 +1953,9 @@
           <w:p>
             <w:pPr>
               <w:jc w:val="center"/>
+              <w:rPr>
+                <w:rFonts w:hint="eastAsia"/>
+              </w:rPr>
             </w:pPr>
             <w:r>
               <w:rPr>
@@ -1728,6 +1973,9 @@
           <w:p>
             <w:pPr>
               <w:jc w:val="center"/>
+              <w:rPr>
+                <w:rFonts w:hint="eastAsia"/>
+              </w:rPr>
             </w:pPr>
             <w:r>
               <w:rPr>
@@ -1745,6 +1993,9 @@
           <w:p>
             <w:pPr>
               <w:jc w:val="center"/>
+              <w:rPr>
+                <w:rFonts w:hint="eastAsia"/>
+              </w:rPr>
             </w:pPr>
             <w:r>
               <w:rPr>
@@ -1766,6 +2017,9 @@
           <w:p>
             <w:pPr>
               <w:jc w:val="center"/>
+              <w:rPr>
+                <w:rFonts w:hint="eastAsia"/>
+              </w:rPr>
             </w:pPr>
             <w:r>
               <w:rPr>
@@ -1782,6 +2036,9 @@
           <w:p>
             <w:pPr>
               <w:jc w:val="center"/>
+              <w:rPr>
+                <w:rFonts w:hint="eastAsia"/>
+              </w:rPr>
             </w:pPr>
             <w:r>
               <w:rPr>
@@ -1798,6 +2055,9 @@
           <w:p>
             <w:pPr>
               <w:jc w:val="center"/>
+              <w:rPr>
+                <w:rFonts w:hint="eastAsia"/>
+              </w:rPr>
             </w:pPr>
             <w:r>
               <w:rPr>
@@ -1814,6 +2074,9 @@
           <w:p>
             <w:pPr>
               <w:jc w:val="center"/>
+              <w:rPr>
+                <w:rFonts w:hint="eastAsia"/>
+              </w:rPr>
             </w:pPr>
             <w:r>
               <w:rPr>
@@ -1825,10 +2088,17 @@
         </w:tc>
       </w:tr>
     </w:tbl>
-    <w:p/>
     <w:p>
       <w:pPr>
         <w:rPr>
+          <w:rFonts w:hint="eastAsia"/>
+        </w:rPr>
+      </w:pPr>
+    </w:p>
+    <w:p>
+      <w:pPr>
+        <w:rPr>
+          <w:rFonts w:hint="eastAsia"/>
           <w:lang w:eastAsia="zh-CN"/>
         </w:rPr>
       </w:pPr>
@@ -1840,6 +2110,11 @@
       </w:r>
     </w:p>
     <w:p>
+      <w:pPr>
+        <w:rPr>
+          <w:rFonts w:hint="eastAsia"/>
+        </w:rPr>
+      </w:pPr>
       <w:r>
         <w:rPr>
           <w:noProof/>
@@ -1885,6 +2160,7 @@
       <w:pPr>
         <w:jc w:val="center"/>
         <w:rPr>
+          <w:rFonts w:hint="eastAsia"/>
           <w:lang w:eastAsia="zh-CN"/>
         </w:rPr>
       </w:pPr>
@@ -1901,11 +2177,17 @@
     <w:p>
       <w:pPr>
         <w:rPr>
+          <w:rFonts w:hint="eastAsia"/>
           <w:lang w:eastAsia="zh-CN"/>
         </w:rPr>
       </w:pPr>
     </w:p>
     <w:p>
+      <w:pPr>
+        <w:rPr>
+          <w:rFonts w:hint="eastAsia"/>
+        </w:rPr>
+      </w:pPr>
       <w:r>
         <w:rPr>
           <w:noProof/>
@@ -1951,6 +2233,9 @@
     <w:p>
       <w:pPr>
         <w:jc w:val="center"/>
+        <w:rPr>
+          <w:rFonts w:hint="eastAsia"/>
+        </w:rPr>
       </w:pPr>
       <w:r>
         <w:rPr>
@@ -1961,8 +2246,19 @@
         <w:t>图 3  噪声衰减曲线</w:t>
       </w:r>
     </w:p>
-    <w:p/>
     <w:p>
+      <w:pPr>
+        <w:rPr>
+          <w:rFonts w:hint="eastAsia"/>
+        </w:rPr>
+      </w:pPr>
+    </w:p>
+    <w:p>
+      <w:pPr>
+        <w:rPr>
+          <w:rFonts w:hint="eastAsia"/>
+        </w:rPr>
+      </w:pPr>
       <w:r>
         <w:rPr>
           <w:noProof/>
@@ -2007,6 +2303,9 @@
     <w:p>
       <w:pPr>
         <w:jc w:val="center"/>
+        <w:rPr>
+          <w:rFonts w:hint="eastAsia"/>
+        </w:rPr>
       </w:pPr>
       <w:r>
         <w:rPr>
@@ -2017,8 +2316,19 @@
         <w:t>图 4  YAMNet 相对 LightGBM 的性能优势倍数</w:t>
       </w:r>
     </w:p>
-    <w:p/>
     <w:p>
+      <w:pPr>
+        <w:rPr>
+          <w:rFonts w:hint="eastAsia"/>
+        </w:rPr>
+      </w:pPr>
+    </w:p>
+    <w:p>
+      <w:pPr>
+        <w:rPr>
+          <w:rFonts w:hint="eastAsia"/>
+        </w:rPr>
+      </w:pPr>
       <w:r>
         <w:rPr>
           <w:noProof/>
@@ -2065,6 +2375,7 @@
       <w:pPr>
         <w:jc w:val="center"/>
         <w:rPr>
+          <w:rFonts w:hint="eastAsia"/>
           <w:lang w:eastAsia="zh-CN"/>
         </w:rPr>
       </w:pPr>
@@ -2081,6 +2392,7 @@
     <w:p>
       <w:pPr>
         <w:rPr>
+          <w:rFonts w:hint="eastAsia"/>
           <w:lang w:eastAsia="zh-CN"/>
         </w:rPr>
       </w:pPr>
@@ -2126,6 +2438,9 @@
           <w:p>
             <w:pPr>
               <w:jc w:val="center"/>
+              <w:rPr>
+                <w:rFonts w:hint="eastAsia"/>
+              </w:rPr>
             </w:pPr>
             <w:r>
               <w:rPr>
@@ -2145,6 +2460,9 @@
           <w:p>
             <w:pPr>
               <w:jc w:val="center"/>
+              <w:rPr>
+                <w:rFonts w:hint="eastAsia"/>
+              </w:rPr>
             </w:pPr>
             <w:r>
               <w:rPr>
@@ -2164,6 +2482,9 @@
           <w:p>
             <w:pPr>
               <w:jc w:val="center"/>
+              <w:rPr>
+                <w:rFonts w:hint="eastAsia"/>
+              </w:rPr>
             </w:pPr>
             <w:r>
               <w:rPr>
@@ -2183,6 +2504,9 @@
           <w:p>
             <w:pPr>
               <w:jc w:val="center"/>
+              <w:rPr>
+                <w:rFonts w:hint="eastAsia"/>
+              </w:rPr>
             </w:pPr>
             <w:r>
               <w:rPr>
@@ -2202,6 +2526,9 @@
           <w:p>
             <w:pPr>
               <w:jc w:val="center"/>
+              <w:rPr>
+                <w:rFonts w:hint="eastAsia"/>
+              </w:rPr>
             </w:pPr>
             <w:r>
               <w:rPr>
@@ -2225,6 +2552,9 @@
           <w:p>
             <w:pPr>
               <w:jc w:val="center"/>
+              <w:rPr>
+                <w:rFonts w:hint="eastAsia"/>
+              </w:rPr>
             </w:pPr>
             <w:r>
               <w:rPr>
@@ -2241,6 +2571,9 @@
           <w:p>
             <w:pPr>
               <w:jc w:val="center"/>
+              <w:rPr>
+                <w:rFonts w:hint="eastAsia"/>
+              </w:rPr>
             </w:pPr>
             <w:r>
               <w:rPr>
@@ -2257,6 +2590,9 @@
           <w:p>
             <w:pPr>
               <w:jc w:val="center"/>
+              <w:rPr>
+                <w:rFonts w:hint="eastAsia"/>
+              </w:rPr>
             </w:pPr>
             <w:r>
               <w:rPr>
@@ -2273,6 +2609,9 @@
           <w:p>
             <w:pPr>
               <w:jc w:val="center"/>
+              <w:rPr>
+                <w:rFonts w:hint="eastAsia"/>
+              </w:rPr>
             </w:pPr>
             <w:r>
               <w:rPr>
@@ -2289,6 +2628,9 @@
           <w:p>
             <w:pPr>
               <w:jc w:val="center"/>
+              <w:rPr>
+                <w:rFonts w:hint="eastAsia"/>
+              </w:rPr>
             </w:pPr>
             <w:r>
               <w:rPr>
@@ -2311,6 +2653,9 @@
           <w:p>
             <w:pPr>
               <w:jc w:val="center"/>
+              <w:rPr>
+                <w:rFonts w:hint="eastAsia"/>
+              </w:rPr>
             </w:pPr>
             <w:r>
               <w:rPr>
@@ -2328,6 +2673,9 @@
           <w:p>
             <w:pPr>
               <w:jc w:val="center"/>
+              <w:rPr>
+                <w:rFonts w:hint="eastAsia"/>
+              </w:rPr>
             </w:pPr>
             <w:r>
               <w:rPr>
@@ -2345,6 +2693,9 @@
           <w:p>
             <w:pPr>
               <w:jc w:val="center"/>
+              <w:rPr>
+                <w:rFonts w:hint="eastAsia"/>
+              </w:rPr>
             </w:pPr>
             <w:r>
               <w:rPr>
@@ -2362,6 +2713,9 @@
           <w:p>
             <w:pPr>
               <w:jc w:val="center"/>
+              <w:rPr>
+                <w:rFonts w:hint="eastAsia"/>
+              </w:rPr>
             </w:pPr>
             <w:r>
               <w:rPr>
@@ -2379,6 +2733,9 @@
           <w:p>
             <w:pPr>
               <w:jc w:val="center"/>
+              <w:rPr>
+                <w:rFonts w:hint="eastAsia"/>
+              </w:rPr>
             </w:pPr>
             <w:r>
               <w:rPr>
@@ -2400,6 +2757,9 @@
           <w:p>
             <w:pPr>
               <w:jc w:val="center"/>
+              <w:rPr>
+                <w:rFonts w:hint="eastAsia"/>
+              </w:rPr>
             </w:pPr>
             <w:r>
               <w:rPr>
@@ -2416,6 +2776,9 @@
           <w:p>
             <w:pPr>
               <w:jc w:val="center"/>
+              <w:rPr>
+                <w:rFonts w:hint="eastAsia"/>
+              </w:rPr>
             </w:pPr>
             <w:r>
               <w:rPr>
@@ -2432,6 +2795,9 @@
           <w:p>
             <w:pPr>
               <w:jc w:val="center"/>
+              <w:rPr>
+                <w:rFonts w:hint="eastAsia"/>
+              </w:rPr>
             </w:pPr>
             <w:r>
               <w:rPr>
@@ -2448,6 +2814,9 @@
           <w:p>
             <w:pPr>
               <w:jc w:val="center"/>
+              <w:rPr>
+                <w:rFonts w:hint="eastAsia"/>
+              </w:rPr>
             </w:pPr>
             <w:r>
               <w:rPr>
@@ -2464,6 +2833,9 @@
           <w:p>
             <w:pPr>
               <w:jc w:val="center"/>
+              <w:rPr>
+                <w:rFonts w:hint="eastAsia"/>
+              </w:rPr>
             </w:pPr>
             <w:r>
               <w:rPr>
@@ -2486,6 +2858,9 @@
           <w:p>
             <w:pPr>
               <w:jc w:val="center"/>
+              <w:rPr>
+                <w:rFonts w:hint="eastAsia"/>
+              </w:rPr>
             </w:pPr>
             <w:r>
               <w:rPr>
@@ -2503,6 +2878,9 @@
           <w:p>
             <w:pPr>
               <w:jc w:val="center"/>
+              <w:rPr>
+                <w:rFonts w:hint="eastAsia"/>
+              </w:rPr>
             </w:pPr>
             <w:r>
               <w:rPr>
@@ -2520,6 +2898,9 @@
           <w:p>
             <w:pPr>
               <w:jc w:val="center"/>
+              <w:rPr>
+                <w:rFonts w:hint="eastAsia"/>
+              </w:rPr>
             </w:pPr>
             <w:r>
               <w:rPr>
@@ -2537,6 +2918,9 @@
           <w:p>
             <w:pPr>
               <w:jc w:val="center"/>
+              <w:rPr>
+                <w:rFonts w:hint="eastAsia"/>
+              </w:rPr>
             </w:pPr>
             <w:r>
               <w:rPr>
@@ -2554,6 +2938,9 @@
           <w:p>
             <w:pPr>
               <w:jc w:val="center"/>
+              <w:rPr>
+                <w:rFonts w:hint="eastAsia"/>
+              </w:rPr>
             </w:pPr>
             <w:r>
               <w:rPr>
@@ -2575,6 +2962,9 @@
           <w:p>
             <w:pPr>
               <w:jc w:val="center"/>
+              <w:rPr>
+                <w:rFonts w:hint="eastAsia"/>
+              </w:rPr>
             </w:pPr>
             <w:r>
               <w:rPr>
@@ -2591,6 +2981,9 @@
           <w:p>
             <w:pPr>
               <w:jc w:val="center"/>
+              <w:rPr>
+                <w:rFonts w:hint="eastAsia"/>
+              </w:rPr>
             </w:pPr>
             <w:r>
               <w:rPr>
@@ -2607,6 +3000,9 @@
           <w:p>
             <w:pPr>
               <w:jc w:val="center"/>
+              <w:rPr>
+                <w:rFonts w:hint="eastAsia"/>
+              </w:rPr>
             </w:pPr>
             <w:r>
               <w:rPr>
@@ -2623,6 +3019,9 @@
           <w:p>
             <w:pPr>
               <w:jc w:val="center"/>
+              <w:rPr>
+                <w:rFonts w:hint="eastAsia"/>
+              </w:rPr>
             </w:pPr>
             <w:r>
               <w:rPr>
@@ -2639,6 +3038,9 @@
           <w:p>
             <w:pPr>
               <w:jc w:val="center"/>
+              <w:rPr>
+                <w:rFonts w:hint="eastAsia"/>
+              </w:rPr>
             </w:pPr>
             <w:r>
               <w:rPr>
@@ -2650,7 +3052,13 @@
         </w:tc>
       </w:tr>
     </w:tbl>
-    <w:p/>
+    <w:p>
+      <w:pPr>
+        <w:rPr>
+          <w:rFonts w:hint="eastAsia"/>
+        </w:rPr>
+      </w:pPr>
+    </w:p>
     <w:p>
       <w:pPr>
         <w:pStyle w:val="21"/>
@@ -2688,6 +3096,9 @@
           <w:p>
             <w:pPr>
               <w:jc w:val="center"/>
+              <w:rPr>
+                <w:rFonts w:hint="eastAsia"/>
+              </w:rPr>
             </w:pPr>
             <w:r>
               <w:rPr>
@@ -2707,6 +3118,9 @@
           <w:p>
             <w:pPr>
               <w:jc w:val="center"/>
+              <w:rPr>
+                <w:rFonts w:hint="eastAsia"/>
+              </w:rPr>
             </w:pPr>
             <w:r>
               <w:rPr>
@@ -2726,6 +3140,9 @@
           <w:p>
             <w:pPr>
               <w:jc w:val="center"/>
+              <w:rPr>
+                <w:rFonts w:hint="eastAsia"/>
+              </w:rPr>
             </w:pPr>
             <w:r>
               <w:rPr>
@@ -2745,6 +3162,9 @@
           <w:p>
             <w:pPr>
               <w:jc w:val="center"/>
+              <w:rPr>
+                <w:rFonts w:hint="eastAsia"/>
+              </w:rPr>
             </w:pPr>
             <w:r>
               <w:rPr>
@@ -2764,6 +3184,9 @@
           <w:p>
             <w:pPr>
               <w:jc w:val="center"/>
+              <w:rPr>
+                <w:rFonts w:hint="eastAsia"/>
+              </w:rPr>
             </w:pPr>
             <w:r>
               <w:rPr>
@@ -2787,6 +3210,9 @@
           <w:p>
             <w:pPr>
               <w:jc w:val="center"/>
+              <w:rPr>
+                <w:rFonts w:hint="eastAsia"/>
+              </w:rPr>
             </w:pPr>
             <w:r>
               <w:rPr>
@@ -2803,6 +3229,9 @@
           <w:p>
             <w:pPr>
               <w:jc w:val="center"/>
+              <w:rPr>
+                <w:rFonts w:hint="eastAsia"/>
+              </w:rPr>
             </w:pPr>
             <w:r>
               <w:rPr>
@@ -2819,6 +3248,9 @@
           <w:p>
             <w:pPr>
               <w:jc w:val="center"/>
+              <w:rPr>
+                <w:rFonts w:hint="eastAsia"/>
+              </w:rPr>
             </w:pPr>
             <w:r>
               <w:rPr>
@@ -2835,6 +3267,9 @@
           <w:p>
             <w:pPr>
               <w:jc w:val="center"/>
+              <w:rPr>
+                <w:rFonts w:hint="eastAsia"/>
+              </w:rPr>
             </w:pPr>
             <w:r>
               <w:rPr>
@@ -2851,6 +3286,9 @@
           <w:p>
             <w:pPr>
               <w:jc w:val="center"/>
+              <w:rPr>
+                <w:rFonts w:hint="eastAsia"/>
+              </w:rPr>
             </w:pPr>
             <w:r>
               <w:rPr>
@@ -2873,6 +3311,9 @@
           <w:p>
             <w:pPr>
               <w:jc w:val="center"/>
+              <w:rPr>
+                <w:rFonts w:hint="eastAsia"/>
+              </w:rPr>
             </w:pPr>
             <w:r>
               <w:rPr>
@@ -2890,6 +3331,9 @@
           <w:p>
             <w:pPr>
               <w:jc w:val="center"/>
+              <w:rPr>
+                <w:rFonts w:hint="eastAsia"/>
+              </w:rPr>
             </w:pPr>
             <w:r>
               <w:rPr>
@@ -2907,6 +3351,9 @@
           <w:p>
             <w:pPr>
               <w:jc w:val="center"/>
+              <w:rPr>
+                <w:rFonts w:hint="eastAsia"/>
+              </w:rPr>
             </w:pPr>
             <w:r>
               <w:rPr>
@@ -2924,6 +3371,9 @@
           <w:p>
             <w:pPr>
               <w:jc w:val="center"/>
+              <w:rPr>
+                <w:rFonts w:hint="eastAsia"/>
+              </w:rPr>
             </w:pPr>
             <w:r>
               <w:rPr>
@@ -2941,6 +3391,9 @@
           <w:p>
             <w:pPr>
               <w:jc w:val="center"/>
+              <w:rPr>
+                <w:rFonts w:hint="eastAsia"/>
+              </w:rPr>
             </w:pPr>
             <w:r>
               <w:rPr>
@@ -2962,6 +3415,9 @@
           <w:p>
             <w:pPr>
               <w:jc w:val="center"/>
+              <w:rPr>
+                <w:rFonts w:hint="eastAsia"/>
+              </w:rPr>
             </w:pPr>
             <w:r>
               <w:rPr>
@@ -2978,6 +3434,9 @@
           <w:p>
             <w:pPr>
               <w:jc w:val="center"/>
+              <w:rPr>
+                <w:rFonts w:hint="eastAsia"/>
+              </w:rPr>
             </w:pPr>
             <w:r>
               <w:rPr>
@@ -2994,6 +3453,9 @@
           <w:p>
             <w:pPr>
               <w:jc w:val="center"/>
+              <w:rPr>
+                <w:rFonts w:hint="eastAsia"/>
+              </w:rPr>
             </w:pPr>
             <w:r>
               <w:rPr>
@@ -3010,6 +3472,9 @@
           <w:p>
             <w:pPr>
               <w:jc w:val="center"/>
+              <w:rPr>
+                <w:rFonts w:hint="eastAsia"/>
+              </w:rPr>
             </w:pPr>
             <w:r>
               <w:rPr>
@@ -3026,6 +3491,9 @@
           <w:p>
             <w:pPr>
               <w:jc w:val="center"/>
+              <w:rPr>
+                <w:rFonts w:hint="eastAsia"/>
+              </w:rPr>
             </w:pPr>
             <w:r>
               <w:rPr>
@@ -3048,6 +3516,9 @@
           <w:p>
             <w:pPr>
               <w:jc w:val="center"/>
+              <w:rPr>
+                <w:rFonts w:hint="eastAsia"/>
+              </w:rPr>
             </w:pPr>
             <w:r>
               <w:rPr>
@@ -3065,6 +3536,9 @@
           <w:p>
             <w:pPr>
               <w:jc w:val="center"/>
+              <w:rPr>
+                <w:rFonts w:hint="eastAsia"/>
+              </w:rPr>
             </w:pPr>
             <w:r>
               <w:rPr>
@@ -3082,6 +3556,9 @@
           <w:p>
             <w:pPr>
               <w:jc w:val="center"/>
+              <w:rPr>
+                <w:rFonts w:hint="eastAsia"/>
+              </w:rPr>
             </w:pPr>
             <w:r>
               <w:rPr>
@@ -3099,6 +3576,9 @@
           <w:p>
             <w:pPr>
               <w:jc w:val="center"/>
+              <w:rPr>
+                <w:rFonts w:hint="eastAsia"/>
+              </w:rPr>
             </w:pPr>
             <w:r>
               <w:rPr>
@@ -3116,6 +3596,9 @@
           <w:p>
             <w:pPr>
               <w:jc w:val="center"/>
+              <w:rPr>
+                <w:rFonts w:hint="eastAsia"/>
+              </w:rPr>
             </w:pPr>
             <w:r>
               <w:rPr>
@@ -3137,6 +3620,9 @@
           <w:p>
             <w:pPr>
               <w:jc w:val="center"/>
+              <w:rPr>
+                <w:rFonts w:hint="eastAsia"/>
+              </w:rPr>
             </w:pPr>
             <w:r>
               <w:rPr>
@@ -3153,6 +3639,9 @@
           <w:p>
             <w:pPr>
               <w:jc w:val="center"/>
+              <w:rPr>
+                <w:rFonts w:hint="eastAsia"/>
+              </w:rPr>
             </w:pPr>
             <w:r>
               <w:rPr>
@@ -3169,6 +3658,9 @@
           <w:p>
             <w:pPr>
               <w:jc w:val="center"/>
+              <w:rPr>
+                <w:rFonts w:hint="eastAsia"/>
+              </w:rPr>
             </w:pPr>
             <w:r>
               <w:rPr>
@@ -3185,6 +3677,9 @@
           <w:p>
             <w:pPr>
               <w:jc w:val="center"/>
+              <w:rPr>
+                <w:rFonts w:hint="eastAsia"/>
+              </w:rPr>
             </w:pPr>
             <w:r>
               <w:rPr>
@@ -3201,6 +3696,9 @@
           <w:p>
             <w:pPr>
               <w:jc w:val="center"/>
+              <w:rPr>
+                <w:rFonts w:hint="eastAsia"/>
+              </w:rPr>
             </w:pPr>
             <w:r>
               <w:rPr>
@@ -3212,8 +3710,19 @@
         </w:tc>
       </w:tr>
     </w:tbl>
-    <w:p/>
     <w:p>
+      <w:pPr>
+        <w:rPr>
+          <w:rFonts w:hint="eastAsia"/>
+        </w:rPr>
+      </w:pPr>
+    </w:p>
+    <w:p>
+      <w:pPr>
+        <w:rPr>
+          <w:rFonts w:hint="eastAsia"/>
+        </w:rPr>
+      </w:pPr>
       <w:r>
         <w:rPr>
           <w:noProof/>
@@ -3259,6 +3768,7 @@
       <w:pPr>
         <w:jc w:val="center"/>
         <w:rPr>
+          <w:rFonts w:hint="eastAsia"/>
           <w:lang w:eastAsia="zh-CN"/>
         </w:rPr>
       </w:pPr>
@@ -3275,6 +3785,7 @@
     <w:p>
       <w:pPr>
         <w:rPr>
+          <w:rFonts w:hint="eastAsia"/>
           <w:lang w:eastAsia="zh-CN"/>
         </w:rPr>
       </w:pPr>
@@ -3297,6 +3808,9 @@
     <w:p>
       <w:pPr>
         <w:pStyle w:val="a0"/>
+        <w:rPr>
+          <w:rFonts w:hint="eastAsia"/>
+        </w:rPr>
       </w:pPr>
       <w:r>
         <w:t>YAMNet 在所有 SNR 档位均优于 LightGBM（4.0 倍至 5.5 倍），符合迁移学习抗噪能力强的预期。</w:t>
@@ -3306,6 +3820,7 @@
       <w:pPr>
         <w:pStyle w:val="a0"/>
         <w:rPr>
+          <w:rFonts w:hint="eastAsia"/>
           <w:lang w:eastAsia="zh-CN"/>
         </w:rPr>
       </w:pPr>
@@ -3319,6 +3834,9 @@
     <w:p>
       <w:pPr>
         <w:pStyle w:val="a0"/>
+        <w:rPr>
+          <w:rFonts w:hint="eastAsia"/>
+        </w:rPr>
       </w:pPr>
       <w:r>
         <w:t>LightGBM 在 5dB 就已低于随机基线（0.08% &lt; 0.122%），说明手工特征对噪声极其敏感。</w:t>
@@ -3328,6 +3846,7 @@
       <w:pPr>
         <w:pStyle w:val="a0"/>
         <w:rPr>
+          <w:rFonts w:hint="eastAsia"/>
           <w:lang w:eastAsia="zh-CN"/>
         </w:rPr>
       </w:pPr>
@@ -3341,6 +3860,9 @@
     <w:p>
       <w:pPr>
         <w:pStyle w:val="a0"/>
+        <w:rPr>
+          <w:rFonts w:hint="eastAsia"/>
+        </w:rPr>
       </w:pPr>
       <w:r>
         <w:t>YAMNet 推理反而更快（86ms vs 154ms），因为 LightGBM 的手工特征提取开销大于 YAMNet 嵌入提取。</w:t>
@@ -3372,6 +3894,7 @@
     <w:p>
       <w:pPr>
         <w:rPr>
+          <w:rFonts w:hint="eastAsia"/>
           <w:lang w:eastAsia="zh-CN"/>
         </w:rPr>
       </w:pPr>
@@ -3387,6 +3910,7 @@
       <w:pPr>
         <w:ind w:left="425"/>
         <w:rPr>
+          <w:rFonts w:hint="eastAsia"/>
           <w:lang w:eastAsia="zh-CN"/>
         </w:rPr>
       </w:pPr>
@@ -3400,6 +3924,7 @@
     <w:p>
       <w:pPr>
         <w:rPr>
+          <w:rFonts w:hint="eastAsia"/>
           <w:lang w:eastAsia="zh-CN"/>
         </w:rPr>
       </w:pPr>
@@ -3415,6 +3940,7 @@
       <w:pPr>
         <w:ind w:left="425"/>
         <w:rPr>
+          <w:rFonts w:hint="eastAsia"/>
           <w:lang w:eastAsia="zh-CN"/>
         </w:rPr>
       </w:pPr>
@@ -3426,6 +3952,11 @@
       </w:r>
     </w:p>
     <w:p>
+      <w:pPr>
+        <w:rPr>
+          <w:rFonts w:hint="eastAsia"/>
+        </w:rPr>
+      </w:pPr>
       <w:r>
         <w:rPr>
           <w:b/>
@@ -3436,6 +3967,9 @@
     <w:p>
       <w:pPr>
         <w:ind w:left="425"/>
+        <w:rPr>
+          <w:rFonts w:hint="eastAsia"/>
+        </w:rPr>
       </w:pPr>
       <w:r>
         <w:t>录音中可能同时出现多种鸟，secondary_labels 记录了这些信息。当前训练和评估都只使用 primary_label，丢弃了多标签信息，导致标签噪声。</w:t>
@@ -3444,6 +3978,7 @@
     <w:p>
       <w:pPr>
         <w:rPr>
+          <w:rFonts w:hint="eastAsia"/>
           <w:lang w:eastAsia="zh-CN"/>
         </w:rPr>
       </w:pPr>
@@ -3459,6 +3994,7 @@
       <w:pPr>
         <w:ind w:left="425"/>
         <w:rPr>
+          <w:rFonts w:hint="eastAsia"/>
           <w:lang w:eastAsia="zh-CN"/>
         </w:rPr>
       </w:pPr>
@@ -3472,6 +4008,7 @@
     <w:p>
       <w:pPr>
         <w:rPr>
+          <w:rFonts w:hint="eastAsia"/>
           <w:lang w:eastAsia="zh-CN"/>
         </w:rPr>
       </w:pPr>
@@ -3487,6 +4024,7 @@
       <w:pPr>
         <w:ind w:left="425"/>
         <w:rPr>
+          <w:rFonts w:hint="eastAsia"/>
           <w:lang w:eastAsia="zh-CN"/>
         </w:rPr>
       </w:pPr>
@@ -3533,6 +4071,7 @@
     <w:p>
       <w:pPr>
         <w:rPr>
+          <w:rFonts w:hint="eastAsia"/>
           <w:lang w:eastAsia="zh-CN"/>
         </w:rPr>
       </w:pPr>
@@ -3548,6 +4087,7 @@
       <w:pPr>
         <w:ind w:left="425"/>
         <w:rPr>
+          <w:rFonts w:hint="eastAsia"/>
           <w:lang w:eastAsia="zh-CN"/>
         </w:rPr>
       </w:pPr>
@@ -3562,6 +4102,7 @@
     <w:p>
       <w:pPr>
         <w:rPr>
+          <w:rFonts w:hint="eastAsia"/>
           <w:lang w:eastAsia="zh-CN"/>
         </w:rPr>
       </w:pPr>
@@ -3577,6 +4118,7 @@
       <w:pPr>
         <w:ind w:left="425"/>
         <w:rPr>
+          <w:rFonts w:hint="eastAsia"/>
           <w:lang w:eastAsia="zh-CN"/>
         </w:rPr>
       </w:pPr>
@@ -3590,6 +4132,7 @@
     <w:p>
       <w:pPr>
         <w:rPr>
+          <w:rFonts w:hint="eastAsia"/>
           <w:lang w:eastAsia="zh-CN"/>
         </w:rPr>
       </w:pPr>
@@ -3605,6 +4148,7 @@
       <w:pPr>
         <w:ind w:left="425"/>
         <w:rPr>
+          <w:rFonts w:hint="eastAsia"/>
           <w:lang w:eastAsia="zh-CN"/>
         </w:rPr>
       </w:pPr>
@@ -3618,6 +4162,7 @@
     <w:p>
       <w:pPr>
         <w:rPr>
+          <w:rFonts w:hint="eastAsia"/>
           <w:lang w:eastAsia="zh-CN"/>
         </w:rPr>
       </w:pPr>
@@ -3638,9 +4183,39 @@
       </w:pPr>
       <w:r>
         <w:rPr>
+          <w:rFonts w:ascii="微软雅黑" w:hAnsi="微软雅黑"/>
+        </w:rPr>
+        <w:t>YAMNet 全部参数冻结，只调分类头，特征提取层完全无法适应鸟鸣的频谱特征。这一问题的根源可从四个层面深入分析：</w:t>
+        <w:br/>
+        <w:br/>
+        <w:t>第一，域鸿沟（Domain Gap）。YAMNet 在 Google AudioSet（521 类通用音频：人声、乐器、环境声等）上预训练，预训练任务与鸟类细粒度分类截然不同。冻结编码器后，1024 维嵌入始终来自「通用音频」特征空间——无论输入鸟鸣的频谱结构如何独特（特定频率的颤音、特定时间模式的哨声），特征提取器都无法向「鸟鸣专用」方向调整。YAMNet 基于 MobileNetV1，共 27 层卷积，底层检测基础声学模式（音调、谐波），顶层组合高层语义（「鸟鸣」vs「人声」）；冻结全部层意味着连底层也无法适配鸟类音频的频率分布特性（例如鸟类主频多在 2-8 kHz，而 AudioSet 覆盖 0-16 kHz 全频段）。</w:t>
+        <w:br/>
+        <w:br/>
+        <w:t>第二，数据增强缺失使长尾问题恶化。1,229 个物种 × 每类约 3.9 个样本构成极端长尾分布。MixUp 数据增强（随机混合两条波形及其标签）是长尾分类的标准技巧——让稀有类的少量样本「借用」高频类的特征信息，扩展决策边界，避免死记硬背。冻结策略完全没有 MixUp，稀有类极易过拟合到个别样本的噪声模式。端到端微调策略引入 MixUp（α=0.2），每批随机混合波形，标签按比例混合，本质上是一种强正则化手段，迫使模型学到更平滑的类别边界。</w:t>
+        <w:br/>
+        <w:br/>
+        <w:t>第三，类别不平衡未获补偿。标准 sparse_categorical_crossentropy 对所有类别一视同仁，但在本数据集的长尾分布下（头部类 50+ 样本，尾部类恰好 5 样本），头部类的梯度主导更新方向，尾部类的梯度被淹没。端到端策略中引入类别权重（按各类样本数倒数加权，使尾部稀有类获得更高权重），正是为系统性缓解此问题而设计。</w:t>
+        <w:br/>
+        <w:br/>
+        <w:t>第四，双策略对比是项目的核心创新点之一。项目旨在系统回答一个具有方法学价值的问题：对于鸟鸣这类特定领域音频，迁移学习需要做到什么程度才足够？「冻结编码器 + 训练分类头」（策略一，省事但拟合能力弱）与「端到端微调 + MixUp + 差分学习率」（策略二，代价高但拟合能力强）的并排对比，在同一数据和噪声评估口径下揭示两种迁移学习范式的拟合能力和噪声鲁棒性差异——这恰恰是现有文献（包括 BirdNET 相关研究）中缺乏的系统性对比。</w:t>
+        <w:br/>
+        <w:br/>
+        <w:t>针对上述四个层面的问题，端到端微调方案通过三项核心技术进行系统性改进：①选择性解冻——仅解冻 YAMNet 顶层 6 层卷积（冻结底层 21 层以保留 AudioSet 的通用声学知识），让顶层适配鸟鸣特征；②差分学习率——使用两个独立的 Adam 优化器，分别以 1e-5（YAMNet 顶层，保护预训练权重）和 1e-3（分类头，快速收敛）更新参数；③MixUp（α=0.2）+ 类别权重——同时在数据增强和损失函数层面缓解长尾效应。预期端到端微调可将 clean 准确率从当前冻结策略的 1.91% 提升至 3-8%。</w:t>
+      </w:r>
+    </w:p>
+    <w:p>
+      <w:pPr>
+        <w:ind w:left="425"/>
+        <w:rPr>
+          <w:rFonts w:hint="eastAsia"/>
           <w:lang w:eastAsia="zh-CN"/>
         </w:rPr>
-        <w:t>YAMNet 全部参数冻结，只调分类头，特征提取层完全无法适应鸟鸣的频谱特征。</w:t>
+      </w:pPr>
+      <w:r>
+        <w:rPr>
+          <w:rFonts w:ascii="微软雅黑" w:hAnsi="微软雅黑"/>
+        </w:rPr>
+        <w:t>上述问题均指向同一核心矛盾：冻结策略下的 YAMNet 仅发挥了预训练模型不到 10% 的潜力。端到端微调通过解冻顶层、引入差分学习率保护、并结合 MixUp 与类别权重，是释放剩余潜力的关键一步。</w:t>
       </w:r>
     </w:p>
     <w:p>
@@ -3661,6 +4236,7 @@
     <w:p>
       <w:pPr>
         <w:rPr>
+          <w:rFonts w:hint="eastAsia"/>
           <w:lang w:eastAsia="zh-CN"/>
         </w:rPr>
       </w:pPr>
@@ -3676,6 +4252,7 @@
       <w:pPr>
         <w:ind w:left="425"/>
         <w:rPr>
+          <w:rFonts w:hint="eastAsia"/>
           <w:lang w:eastAsia="zh-CN"/>
         </w:rPr>
       </w:pPr>
@@ -3689,6 +4266,7 @@
     <w:p>
       <w:pPr>
         <w:rPr>
+          <w:rFonts w:hint="eastAsia"/>
           <w:lang w:eastAsia="zh-CN"/>
         </w:rPr>
       </w:pPr>
@@ -3703,12 +4281,20 @@
     <w:p>
       <w:pPr>
         <w:ind w:left="425"/>
+        <w:rPr>
+          <w:rFonts w:hint="eastAsia"/>
+        </w:rPr>
       </w:pPr>
       <w:r>
         <w:t>使用标准 sparse_categorical_crossentropy，所有样本权重相同，长尾分布下头部类梯度主导更新方向。</w:t>
       </w:r>
     </w:p>
     <w:p>
+      <w:pPr>
+        <w:rPr>
+          <w:rFonts w:hint="eastAsia"/>
+        </w:rPr>
+      </w:pPr>
       <w:r>
         <w:rPr>
           <w:b/>
@@ -3719,6 +4305,9 @@
     <w:p>
       <w:pPr>
         <w:ind w:left="425"/>
+        <w:rPr>
+          <w:rFonts w:hint="eastAsia"/>
+        </w:rPr>
       </w:pPr>
       <w:r>
         <w:t>鸟鸣可能在前 2 秒或后 2 秒，某些录音有效鸟鸣段很短，被稀释在 5 秒中段里。</w:t>
@@ -3727,6 +4316,7 @@
     <w:p>
       <w:pPr>
         <w:rPr>
+          <w:rFonts w:hint="eastAsia"/>
           <w:lang w:eastAsia="zh-CN"/>
         </w:rPr>
       </w:pPr>
@@ -3742,6 +4332,7 @@
       <w:pPr>
         <w:ind w:left="425"/>
         <w:rPr>
+          <w:rFonts w:hint="eastAsia"/>
           <w:lang w:eastAsia="zh-CN"/>
         </w:rPr>
       </w:pPr>
@@ -3749,6 +4340,7 @@
         <w:rPr>
           <w:lang w:eastAsia="zh-CN"/>
         </w:rPr>
+        <w:lastRenderedPageBreak/>
         <w:t>不同 fold 结果差异大（fold1=1.51% vs fold5=2.26%），说明少量样本的随机分配显著影响学习效果。</w:t>
       </w:r>
     </w:p>
@@ -3764,13 +4356,13 @@
           <w:rFonts w:ascii="微软雅黑" w:eastAsia="微软雅黑" w:hAnsi="微软雅黑"/>
           <w:lang w:eastAsia="zh-CN"/>
         </w:rPr>
-        <w:lastRenderedPageBreak/>
         <w:t>3.4 评估方法层面问题</w:t>
       </w:r>
     </w:p>
     <w:p>
       <w:pPr>
         <w:rPr>
+          <w:rFonts w:hint="eastAsia"/>
           <w:lang w:eastAsia="zh-CN"/>
         </w:rPr>
       </w:pPr>
@@ -3785,12 +4377,20 @@
     <w:p>
       <w:pPr>
         <w:ind w:left="425"/>
+        <w:rPr>
+          <w:rFonts w:hint="eastAsia"/>
+        </w:rPr>
       </w:pPr>
       <w:r>
         <w:t>细粒度分类文献通常用 Top-5 准确率或 macro-F1 作为主要指标，当前只报告了 Top-1 accuracy 和 weighted-F1。</w:t>
       </w:r>
     </w:p>
     <w:p>
+      <w:pPr>
+        <w:rPr>
+          <w:rFonts w:hint="eastAsia"/>
+        </w:rPr>
+      </w:pPr>
       <w:r>
         <w:rPr>
           <w:b/>
@@ -3801,6 +4401,9 @@
     <w:p>
       <w:pPr>
         <w:ind w:left="425"/>
+        <w:rPr>
+          <w:rFonts w:hint="eastAsia"/>
+        </w:rPr>
       </w:pPr>
       <w:r>
         <w:t>只有总体准确率，没有拆分「高频物种 vs 低频物种」的性能，聚合指标掩盖了部分类别可能已经学到的事实。</w:t>
@@ -3809,6 +4412,7 @@
     <w:p>
       <w:pPr>
         <w:rPr>
+          <w:rFonts w:hint="eastAsia"/>
           <w:lang w:eastAsia="zh-CN"/>
         </w:rPr>
       </w:pPr>
@@ -3824,6 +4428,7 @@
       <w:pPr>
         <w:ind w:left="425"/>
         <w:rPr>
+          <w:rFonts w:hint="eastAsia"/>
           <w:lang w:eastAsia="zh-CN"/>
         </w:rPr>
       </w:pPr>
@@ -3852,6 +4457,7 @@
     <w:p>
       <w:pPr>
         <w:rPr>
+          <w:rFonts w:hint="eastAsia"/>
           <w:lang w:eastAsia="zh-CN"/>
         </w:rPr>
       </w:pPr>
@@ -3867,6 +4473,7 @@
       <w:pPr>
         <w:ind w:left="425"/>
         <w:rPr>
+          <w:rFonts w:hint="eastAsia"/>
           <w:lang w:eastAsia="zh-CN"/>
         </w:rPr>
       </w:pPr>
@@ -3880,6 +4487,7 @@
     <w:p>
       <w:pPr>
         <w:rPr>
+          <w:rFonts w:hint="eastAsia"/>
           <w:lang w:eastAsia="zh-CN"/>
         </w:rPr>
       </w:pPr>
@@ -3914,6 +4522,9 @@
           <w:p>
             <w:pPr>
               <w:jc w:val="center"/>
+              <w:rPr>
+                <w:rFonts w:hint="eastAsia"/>
+              </w:rPr>
             </w:pPr>
             <w:r>
               <w:rPr>
@@ -3933,6 +4544,9 @@
           <w:p>
             <w:pPr>
               <w:jc w:val="center"/>
+              <w:rPr>
+                <w:rFonts w:hint="eastAsia"/>
+              </w:rPr>
             </w:pPr>
             <w:r>
               <w:rPr>
@@ -3956,6 +4570,9 @@
           <w:p>
             <w:pPr>
               <w:jc w:val="center"/>
+              <w:rPr>
+                <w:rFonts w:hint="eastAsia"/>
+              </w:rPr>
             </w:pPr>
             <w:r>
               <w:rPr>
@@ -3973,6 +4590,7 @@
             <w:pPr>
               <w:jc w:val="center"/>
               <w:rPr>
+                <w:rFonts w:hint="eastAsia"/>
                 <w:lang w:eastAsia="zh-CN"/>
               </w:rPr>
             </w:pPr>
@@ -3998,6 +4616,9 @@
           <w:p>
             <w:pPr>
               <w:jc w:val="center"/>
+              <w:rPr>
+                <w:rFonts w:hint="eastAsia"/>
+              </w:rPr>
             </w:pPr>
             <w:r>
               <w:rPr>
@@ -4016,6 +4637,7 @@
             <w:pPr>
               <w:jc w:val="center"/>
               <w:rPr>
+                <w:rFonts w:hint="eastAsia"/>
                 <w:lang w:eastAsia="zh-CN"/>
               </w:rPr>
             </w:pPr>
@@ -4040,6 +4662,9 @@
           <w:p>
             <w:pPr>
               <w:jc w:val="center"/>
+              <w:rPr>
+                <w:rFonts w:hint="eastAsia"/>
+              </w:rPr>
             </w:pPr>
             <w:r>
               <w:rPr>
@@ -4057,6 +4682,7 @@
             <w:pPr>
               <w:jc w:val="center"/>
               <w:rPr>
+                <w:rFonts w:hint="eastAsia"/>
                 <w:lang w:eastAsia="zh-CN"/>
               </w:rPr>
             </w:pPr>
@@ -4074,6 +4700,7 @@
     <w:p>
       <w:pPr>
         <w:rPr>
+          <w:rFonts w:hint="eastAsia"/>
           <w:lang w:eastAsia="zh-CN"/>
         </w:rPr>
       </w:pPr>
@@ -4081,6 +4708,7 @@
     <w:p>
       <w:pPr>
         <w:rPr>
+          <w:rFonts w:hint="eastAsia"/>
           <w:lang w:eastAsia="zh-CN"/>
         </w:rPr>
       </w:pPr>
@@ -4116,6 +4744,9 @@
           <w:p>
             <w:pPr>
               <w:jc w:val="center"/>
+              <w:rPr>
+                <w:rFonts w:hint="eastAsia"/>
+              </w:rPr>
             </w:pPr>
             <w:r>
               <w:rPr>
@@ -4135,6 +4766,9 @@
           <w:p>
             <w:pPr>
               <w:jc w:val="center"/>
+              <w:rPr>
+                <w:rFonts w:hint="eastAsia"/>
+              </w:rPr>
             </w:pPr>
             <w:r>
               <w:rPr>
@@ -4154,6 +4788,9 @@
           <w:p>
             <w:pPr>
               <w:jc w:val="center"/>
+              <w:rPr>
+                <w:rFonts w:hint="eastAsia"/>
+              </w:rPr>
             </w:pPr>
             <w:r>
               <w:rPr>
@@ -4177,6 +4814,9 @@
           <w:p>
             <w:pPr>
               <w:jc w:val="center"/>
+              <w:rPr>
+                <w:rFonts w:hint="eastAsia"/>
+              </w:rPr>
             </w:pPr>
             <w:r>
               <w:rPr>
@@ -4193,6 +4833,9 @@
           <w:p>
             <w:pPr>
               <w:jc w:val="center"/>
+              <w:rPr>
+                <w:rFonts w:hint="eastAsia"/>
+              </w:rPr>
             </w:pPr>
             <w:r>
               <w:rPr>
@@ -4210,6 +4853,7 @@
             <w:pPr>
               <w:jc w:val="center"/>
               <w:rPr>
+                <w:rFonts w:hint="eastAsia"/>
                 <w:lang w:eastAsia="zh-CN"/>
               </w:rPr>
             </w:pPr>
@@ -4235,11 +4879,15 @@
           <w:p>
             <w:pPr>
               <w:jc w:val="center"/>
-            </w:pPr>
-            <w:r>
-              <w:rPr>
-                <w:sz w:val="20"/>
-              </w:rPr>
+              <w:rPr>
+                <w:rFonts w:hint="eastAsia"/>
+              </w:rPr>
+            </w:pPr>
+            <w:r>
+              <w:rPr>
+                <w:sz w:val="20"/>
+              </w:rPr>
+              <w:lastRenderedPageBreak/>
               <w:t>频谱质心</w:t>
             </w:r>
           </w:p>
@@ -4252,6 +4900,9 @@
           <w:p>
             <w:pPr>
               <w:jc w:val="center"/>
+              <w:rPr>
+                <w:rFonts w:hint="eastAsia"/>
+              </w:rPr>
             </w:pPr>
             <w:r>
               <w:rPr>
@@ -4269,6 +4920,9 @@
           <w:p>
             <w:pPr>
               <w:jc w:val="center"/>
+              <w:rPr>
+                <w:rFonts w:hint="eastAsia"/>
+              </w:rPr>
             </w:pPr>
             <w:r>
               <w:rPr>
@@ -4290,6 +4944,9 @@
           <w:p>
             <w:pPr>
               <w:jc w:val="center"/>
+              <w:rPr>
+                <w:rFonts w:hint="eastAsia"/>
+              </w:rPr>
             </w:pPr>
             <w:r>
               <w:rPr>
@@ -4306,6 +4963,9 @@
           <w:p>
             <w:pPr>
               <w:jc w:val="center"/>
+              <w:rPr>
+                <w:rFonts w:hint="eastAsia"/>
+              </w:rPr>
             </w:pPr>
             <w:r>
               <w:rPr>
@@ -4323,6 +4983,7 @@
             <w:pPr>
               <w:jc w:val="center"/>
               <w:rPr>
+                <w:rFonts w:hint="eastAsia"/>
                 <w:lang w:eastAsia="zh-CN"/>
               </w:rPr>
             </w:pPr>
@@ -4348,6 +5009,9 @@
           <w:p>
             <w:pPr>
               <w:jc w:val="center"/>
+              <w:rPr>
+                <w:rFonts w:hint="eastAsia"/>
+              </w:rPr>
             </w:pPr>
             <w:r>
               <w:rPr>
@@ -4365,6 +5029,9 @@
           <w:p>
             <w:pPr>
               <w:jc w:val="center"/>
+              <w:rPr>
+                <w:rFonts w:hint="eastAsia"/>
+              </w:rPr>
             </w:pPr>
             <w:r>
               <w:rPr>
@@ -4382,6 +5049,9 @@
           <w:p>
             <w:pPr>
               <w:jc w:val="center"/>
+              <w:rPr>
+                <w:rFonts w:hint="eastAsia"/>
+              </w:rPr>
             </w:pPr>
             <w:r>
               <w:rPr>
@@ -4393,8 +5063,19 @@
         </w:tc>
       </w:tr>
     </w:tbl>
-    <w:p/>
     <w:p>
+      <w:pPr>
+        <w:rPr>
+          <w:rFonts w:hint="eastAsia"/>
+        </w:rPr>
+      </w:pPr>
+    </w:p>
+    <w:p>
+      <w:pPr>
+        <w:rPr>
+          <w:rFonts w:hint="eastAsia"/>
+        </w:rPr>
+      </w:pPr>
       <w:r>
         <w:rPr>
           <w:b/>
@@ -4405,6 +5086,9 @@
     <w:p>
       <w:pPr>
         <w:ind w:left="425"/>
+        <w:rPr>
+          <w:rFonts w:hint="eastAsia"/>
+        </w:rPr>
       </w:pPr>
       <w:r>
         <w:t>LightGBM 推理延迟 154.5 ms（特征提取 154.3 ms + 推理 0.2 ms），YAMNet 推理延迟 86.0 ms。LightGBM 在速度上也不占优。</w:t>
@@ -4428,6 +5112,7 @@
     <w:p>
       <w:pPr>
         <w:rPr>
+          <w:rFonts w:hint="eastAsia"/>
           <w:lang w:eastAsia="zh-CN"/>
         </w:rPr>
       </w:pPr>
@@ -4463,6 +5148,9 @@
           <w:p>
             <w:pPr>
               <w:jc w:val="center"/>
+              <w:rPr>
+                <w:rFonts w:hint="eastAsia"/>
+              </w:rPr>
             </w:pPr>
             <w:r>
               <w:rPr>
@@ -4482,6 +5170,9 @@
           <w:p>
             <w:pPr>
               <w:jc w:val="center"/>
+              <w:rPr>
+                <w:rFonts w:hint="eastAsia"/>
+              </w:rPr>
             </w:pPr>
             <w:r>
               <w:rPr>
@@ -4501,6 +5192,9 @@
           <w:p>
             <w:pPr>
               <w:jc w:val="center"/>
+              <w:rPr>
+                <w:rFonts w:hint="eastAsia"/>
+              </w:rPr>
             </w:pPr>
             <w:r>
               <w:rPr>
@@ -4520,6 +5214,9 @@
           <w:p>
             <w:pPr>
               <w:jc w:val="center"/>
+              <w:rPr>
+                <w:rFonts w:hint="eastAsia"/>
+              </w:rPr>
             </w:pPr>
             <w:r>
               <w:rPr>
@@ -4543,6 +5240,9 @@
           <w:p>
             <w:pPr>
               <w:jc w:val="center"/>
+              <w:rPr>
+                <w:rFonts w:hint="eastAsia"/>
+              </w:rPr>
             </w:pPr>
             <w:r>
               <w:rPr>
@@ -4559,6 +5259,9 @@
           <w:p>
             <w:pPr>
               <w:jc w:val="center"/>
+              <w:rPr>
+                <w:rFonts w:hint="eastAsia"/>
+              </w:rPr>
             </w:pPr>
             <w:r>
               <w:rPr>
@@ -4575,6 +5278,9 @@
           <w:p>
             <w:pPr>
               <w:jc w:val="center"/>
+              <w:rPr>
+                <w:rFonts w:hint="eastAsia"/>
+              </w:rPr>
             </w:pPr>
             <w:r>
               <w:rPr>
@@ -4591,6 +5297,9 @@
           <w:p>
             <w:pPr>
               <w:jc w:val="center"/>
+              <w:rPr>
+                <w:rFonts w:hint="eastAsia"/>
+              </w:rPr>
             </w:pPr>
             <w:r>
               <w:rPr>
@@ -4613,6 +5322,9 @@
           <w:p>
             <w:pPr>
               <w:jc w:val="center"/>
+              <w:rPr>
+                <w:rFonts w:hint="eastAsia"/>
+              </w:rPr>
             </w:pPr>
             <w:r>
               <w:rPr>
@@ -4631,6 +5343,7 @@
             <w:pPr>
               <w:jc w:val="center"/>
               <w:rPr>
+                <w:rFonts w:hint="eastAsia"/>
                 <w:lang w:eastAsia="zh-CN"/>
               </w:rPr>
             </w:pPr>
@@ -4651,6 +5364,9 @@
           <w:p>
             <w:pPr>
               <w:jc w:val="center"/>
+              <w:rPr>
+                <w:rFonts w:hint="eastAsia"/>
+              </w:rPr>
             </w:pPr>
             <w:r>
               <w:rPr>
@@ -4668,6 +5384,9 @@
           <w:p>
             <w:pPr>
               <w:jc w:val="center"/>
+              <w:rPr>
+                <w:rFonts w:hint="eastAsia"/>
+              </w:rPr>
             </w:pPr>
             <w:r>
               <w:rPr>
@@ -4689,6 +5408,9 @@
           <w:p>
             <w:pPr>
               <w:jc w:val="center"/>
+              <w:rPr>
+                <w:rFonts w:hint="eastAsia"/>
+              </w:rPr>
             </w:pPr>
             <w:r>
               <w:rPr>
@@ -4706,6 +5428,7 @@
             <w:pPr>
               <w:jc w:val="center"/>
               <w:rPr>
+                <w:rFonts w:hint="eastAsia"/>
                 <w:lang w:eastAsia="zh-CN"/>
               </w:rPr>
             </w:pPr>
@@ -4725,6 +5448,9 @@
           <w:p>
             <w:pPr>
               <w:jc w:val="center"/>
+              <w:rPr>
+                <w:rFonts w:hint="eastAsia"/>
+              </w:rPr>
             </w:pPr>
             <w:r>
               <w:rPr>
@@ -4741,6 +5467,9 @@
           <w:p>
             <w:pPr>
               <w:jc w:val="center"/>
+              <w:rPr>
+                <w:rFonts w:hint="eastAsia"/>
+              </w:rPr>
             </w:pPr>
             <w:r>
               <w:rPr>
@@ -4763,6 +5492,9 @@
           <w:p>
             <w:pPr>
               <w:jc w:val="center"/>
+              <w:rPr>
+                <w:rFonts w:hint="eastAsia"/>
+              </w:rPr>
             </w:pPr>
             <w:r>
               <w:rPr>
@@ -4780,6 +5512,9 @@
           <w:p>
             <w:pPr>
               <w:jc w:val="center"/>
+              <w:rPr>
+                <w:rFonts w:hint="eastAsia"/>
+              </w:rPr>
             </w:pPr>
             <w:r>
               <w:rPr>
@@ -4797,6 +5532,9 @@
           <w:p>
             <w:pPr>
               <w:jc w:val="center"/>
+              <w:rPr>
+                <w:rFonts w:hint="eastAsia"/>
+              </w:rPr>
             </w:pPr>
             <w:r>
               <w:rPr>
@@ -4814,6 +5552,9 @@
           <w:p>
             <w:pPr>
               <w:jc w:val="center"/>
+              <w:rPr>
+                <w:rFonts w:hint="eastAsia"/>
+              </w:rPr>
             </w:pPr>
             <w:r>
               <w:rPr>
@@ -4835,6 +5576,9 @@
           <w:p>
             <w:pPr>
               <w:jc w:val="center"/>
+              <w:rPr>
+                <w:rFonts w:hint="eastAsia"/>
+              </w:rPr>
             </w:pPr>
             <w:r>
               <w:rPr>
@@ -4852,6 +5596,7 @@
             <w:pPr>
               <w:jc w:val="center"/>
               <w:rPr>
+                <w:rFonts w:hint="eastAsia"/>
                 <w:lang w:eastAsia="zh-CN"/>
               </w:rPr>
             </w:pPr>
@@ -4871,6 +5616,9 @@
           <w:p>
             <w:pPr>
               <w:jc w:val="center"/>
+              <w:rPr>
+                <w:rFonts w:hint="eastAsia"/>
+              </w:rPr>
             </w:pPr>
             <w:r>
               <w:rPr>
@@ -4887,6 +5635,9 @@
           <w:p>
             <w:pPr>
               <w:jc w:val="center"/>
+              <w:rPr>
+                <w:rFonts w:hint="eastAsia"/>
+              </w:rPr>
             </w:pPr>
             <w:r>
               <w:rPr>
@@ -4909,6 +5660,9 @@
           <w:p>
             <w:pPr>
               <w:jc w:val="center"/>
+              <w:rPr>
+                <w:rFonts w:hint="eastAsia"/>
+              </w:rPr>
             </w:pPr>
             <w:r>
               <w:rPr>
@@ -4927,6 +5681,7 @@
             <w:pPr>
               <w:jc w:val="center"/>
               <w:rPr>
+                <w:rFonts w:hint="eastAsia"/>
                 <w:lang w:eastAsia="zh-CN"/>
               </w:rPr>
             </w:pPr>
@@ -4947,6 +5702,9 @@
           <w:p>
             <w:pPr>
               <w:jc w:val="center"/>
+              <w:rPr>
+                <w:rFonts w:hint="eastAsia"/>
+              </w:rPr>
             </w:pPr>
             <w:r>
               <w:rPr>
@@ -4964,6 +5722,9 @@
           <w:p>
             <w:pPr>
               <w:jc w:val="center"/>
+              <w:rPr>
+                <w:rFonts w:hint="eastAsia"/>
+              </w:rPr>
             </w:pPr>
             <w:r>
               <w:rPr>
@@ -4985,6 +5746,9 @@
           <w:p>
             <w:pPr>
               <w:jc w:val="center"/>
+              <w:rPr>
+                <w:rFonts w:hint="eastAsia"/>
+              </w:rPr>
             </w:pPr>
             <w:r>
               <w:rPr>
@@ -5001,6 +5765,9 @@
           <w:p>
             <w:pPr>
               <w:jc w:val="center"/>
+              <w:rPr>
+                <w:rFonts w:hint="eastAsia"/>
+              </w:rPr>
             </w:pPr>
             <w:r>
               <w:rPr>
@@ -5017,6 +5784,9 @@
           <w:p>
             <w:pPr>
               <w:jc w:val="center"/>
+              <w:rPr>
+                <w:rFonts w:hint="eastAsia"/>
+              </w:rPr>
             </w:pPr>
             <w:r>
               <w:rPr>
@@ -5033,6 +5803,9 @@
           <w:p>
             <w:pPr>
               <w:jc w:val="center"/>
+              <w:rPr>
+                <w:rFonts w:hint="eastAsia"/>
+              </w:rPr>
             </w:pPr>
             <w:r>
               <w:rPr>
@@ -5055,6 +5828,9 @@
           <w:p>
             <w:pPr>
               <w:jc w:val="center"/>
+              <w:rPr>
+                <w:rFonts w:hint="eastAsia"/>
+              </w:rPr>
             </w:pPr>
             <w:r>
               <w:rPr>
@@ -5073,6 +5849,7 @@
             <w:pPr>
               <w:jc w:val="center"/>
               <w:rPr>
+                <w:rFonts w:hint="eastAsia"/>
                 <w:lang w:eastAsia="zh-CN"/>
               </w:rPr>
             </w:pPr>
@@ -5093,6 +5870,9 @@
           <w:p>
             <w:pPr>
               <w:jc w:val="center"/>
+              <w:rPr>
+                <w:rFonts w:hint="eastAsia"/>
+              </w:rPr>
             </w:pPr>
             <w:r>
               <w:rPr>
@@ -5110,6 +5890,9 @@
           <w:p>
             <w:pPr>
               <w:jc w:val="center"/>
+              <w:rPr>
+                <w:rFonts w:hint="eastAsia"/>
+              </w:rPr>
             </w:pPr>
             <w:r>
               <w:rPr>
@@ -5121,74 +5904,6 @@
         </w:tc>
       </w:tr>
     </w:tbl>
-    <w:p/>
-    <w:p>
-      <w:r>
-        <w:rPr>
-          <w:noProof/>
-        </w:rPr>
-        <w:lastRenderedPageBreak/>
-        <w:drawing>
-          <wp:inline distT="0" distB="0" distL="0" distR="0" wp14:anchorId="19B5EAAA" wp14:editId="72F835D3">
-            <wp:extent cx="5486400" cy="5852691"/>
-            <wp:effectExtent l="0" t="0" r="0" b="0"/>
-            <wp:docPr id="7" name="Picture 7"/>
-            <wp:cNvGraphicFramePr>
-              <a:graphicFrameLocks xmlns:a="http://schemas.openxmlformats.org/drawingml/2006/main" noChangeAspect="1"/>
-            </wp:cNvGraphicFramePr>
-            <a:graphic xmlns:a="http://schemas.openxmlformats.org/drawingml/2006/main">
-              <a:graphicData uri="http://schemas.openxmlformats.org/drawingml/2006/picture">
-                <pic:pic xmlns:pic="http://schemas.openxmlformats.org/drawingml/2006/picture">
-                  <pic:nvPicPr>
-                    <pic:cNvPr id="0" name="bug_status.png"/>
-                    <pic:cNvPicPr/>
-                  </pic:nvPicPr>
-                  <pic:blipFill>
-                    <a:blip r:embed="rId16"/>
-                    <a:stretch>
-                      <a:fillRect/>
-                    </a:stretch>
-                  </pic:blipFill>
-                  <pic:spPr>
-                    <a:xfrm>
-                      <a:off x="0" y="0"/>
-                      <a:ext cx="5486400" cy="5852691"/>
-                    </a:xfrm>
-                    <a:prstGeom prst="rect">
-                      <a:avLst/>
-                    </a:prstGeom>
-                  </pic:spPr>
-                </pic:pic>
-              </a:graphicData>
-            </a:graphic>
-          </wp:inline>
-        </w:drawing>
-      </w:r>
-    </w:p>
-    <w:p>
-      <w:pPr>
-        <w:jc w:val="center"/>
-        <w:rPr>
-          <w:lang w:eastAsia="zh-CN"/>
-        </w:rPr>
-      </w:pPr>
-      <w:r>
-        <w:rPr>
-          <w:i/>
-          <w:color w:val="505050"/>
-          <w:sz w:val="18"/>
-          <w:lang w:eastAsia="zh-CN"/>
-        </w:rPr>
-        <w:t>图 7  YAMNet 端到端代码问题修复状态</w:t>
-      </w:r>
-    </w:p>
-    <w:p>
-      <w:pPr>
-        <w:rPr>
-          <w:lang w:eastAsia="zh-CN"/>
-        </w:rPr>
-      </w:pPr>
-    </w:p>
     <w:p>
       <w:pPr>
         <w:pStyle w:val="1"/>
@@ -5245,6 +5960,9 @@
           <w:p>
             <w:pPr>
               <w:jc w:val="center"/>
+              <w:rPr>
+                <w:rFonts w:hint="eastAsia"/>
+              </w:rPr>
             </w:pPr>
             <w:r>
               <w:rPr>
@@ -5264,6 +5982,9 @@
           <w:p>
             <w:pPr>
               <w:jc w:val="center"/>
+              <w:rPr>
+                <w:rFonts w:hint="eastAsia"/>
+              </w:rPr>
             </w:pPr>
             <w:r>
               <w:rPr>
@@ -5283,6 +6004,9 @@
           <w:p>
             <w:pPr>
               <w:jc w:val="center"/>
+              <w:rPr>
+                <w:rFonts w:hint="eastAsia"/>
+              </w:rPr>
             </w:pPr>
             <w:r>
               <w:rPr>
@@ -5302,6 +6026,9 @@
           <w:p>
             <w:pPr>
               <w:jc w:val="center"/>
+              <w:rPr>
+                <w:rFonts w:hint="eastAsia"/>
+              </w:rPr>
             </w:pPr>
             <w:r>
               <w:rPr>
@@ -5321,6 +6048,9 @@
           <w:p>
             <w:pPr>
               <w:jc w:val="center"/>
+              <w:rPr>
+                <w:rFonts w:hint="eastAsia"/>
+              </w:rPr>
             </w:pPr>
             <w:r>
               <w:rPr>
@@ -5344,11 +6074,15 @@
           <w:p>
             <w:pPr>
               <w:jc w:val="center"/>
-            </w:pPr>
-            <w:r>
-              <w:rPr>
-                <w:sz w:val="20"/>
-              </w:rPr>
+              <w:rPr>
+                <w:rFonts w:hint="eastAsia"/>
+              </w:rPr>
+            </w:pPr>
+            <w:r>
+              <w:rPr>
+                <w:sz w:val="20"/>
+              </w:rPr>
+              <w:lastRenderedPageBreak/>
               <w:t>S1</w:t>
             </w:r>
           </w:p>
@@ -5360,19 +6094,15 @@
           <w:p>
             <w:pPr>
               <w:jc w:val="center"/>
-            </w:pPr>
-            <w:r>
-              <w:rPr>
-                <w:sz w:val="20"/>
-              </w:rPr>
-              <w:t>YAMNet 端到端</w:t>
-            </w:r>
-            <w:r>
-              <w:rPr>
-                <w:sz w:val="20"/>
-              </w:rPr>
-              <w:lastRenderedPageBreak/>
-              <w:t>实跑</w:t>
+              <w:rPr>
+                <w:rFonts w:hint="eastAsia"/>
+              </w:rPr>
+            </w:pPr>
+            <w:r>
+              <w:rPr>
+                <w:sz w:val="20"/>
+              </w:rPr>
+              <w:t>YAMNet 端到端实跑</w:t>
             </w:r>
           </w:p>
         </w:tc>
@@ -5383,12 +6113,14 @@
           <w:p>
             <w:pPr>
               <w:jc w:val="center"/>
-            </w:pPr>
-            <w:r>
-              <w:rPr>
-                <w:sz w:val="20"/>
-              </w:rPr>
-              <w:lastRenderedPageBreak/>
+              <w:rPr>
+                <w:rFonts w:hint="eastAsia"/>
+              </w:rPr>
+            </w:pPr>
+            <w:r>
+              <w:rPr>
+                <w:sz w:val="20"/>
+              </w:rPr>
               <w:t>A4, T1, T2</w:t>
             </w:r>
           </w:p>
@@ -5400,19 +6132,15 @@
           <w:p>
             <w:pPr>
               <w:jc w:val="center"/>
-            </w:pPr>
-            <w:r>
-              <w:rPr>
-                <w:sz w:val="20"/>
-              </w:rPr>
-              <w:t xml:space="preserve">Kaggle 2.5-5h </w:t>
-            </w:r>
-            <w:r>
-              <w:rPr>
-                <w:sz w:val="20"/>
-              </w:rPr>
-              <w:lastRenderedPageBreak/>
-              <w:t>GPU</w:t>
+              <w:rPr>
+                <w:rFonts w:hint="eastAsia"/>
+              </w:rPr>
+            </w:pPr>
+            <w:r>
+              <w:rPr>
+                <w:sz w:val="20"/>
+              </w:rPr>
+              <w:t>Kaggle 2.5-5h GPU</w:t>
             </w:r>
           </w:p>
         </w:tc>
@@ -5423,20 +6151,15 @@
           <w:p>
             <w:pPr>
               <w:jc w:val="center"/>
-            </w:pPr>
-            <w:r>
-              <w:rPr>
-                <w:sz w:val="20"/>
-              </w:rPr>
-              <w:lastRenderedPageBreak/>
-              <w:t xml:space="preserve">Clean 准确率 </w:t>
-            </w:r>
-            <w:r>
-              <w:rPr>
-                <w:sz w:val="20"/>
-              </w:rPr>
-              <w:lastRenderedPageBreak/>
-              <w:t>1.91% → 预期 3-8%</w:t>
+              <w:rPr>
+                <w:rFonts w:hint="eastAsia"/>
+              </w:rPr>
+            </w:pPr>
+            <w:r>
+              <w:rPr>
+                <w:sz w:val="20"/>
+              </w:rPr>
+              <w:t>Clean 准确率 1.91% → 预期 3-8%</w:t>
             </w:r>
           </w:p>
         </w:tc>
@@ -5453,12 +6176,14 @@
           <w:p>
             <w:pPr>
               <w:jc w:val="center"/>
-            </w:pPr>
-            <w:r>
-              <w:rPr>
-                <w:sz w:val="20"/>
-              </w:rPr>
-              <w:lastRenderedPageBreak/>
+              <w:rPr>
+                <w:rFonts w:hint="eastAsia"/>
+              </w:rPr>
+            </w:pPr>
+            <w:r>
+              <w:rPr>
+                <w:sz w:val="20"/>
+              </w:rPr>
               <w:t>S2</w:t>
             </w:r>
           </w:p>
@@ -5471,6 +6196,9 @@
           <w:p>
             <w:pPr>
               <w:jc w:val="center"/>
+              <w:rPr>
+                <w:rFonts w:hint="eastAsia"/>
+              </w:rPr>
             </w:pPr>
             <w:r>
               <w:rPr>
@@ -5488,6 +6216,9 @@
           <w:p>
             <w:pPr>
               <w:jc w:val="center"/>
+              <w:rPr>
+                <w:rFonts w:hint="eastAsia"/>
+              </w:rPr>
             </w:pPr>
             <w:r>
               <w:rPr>
@@ -5505,6 +6236,9 @@
           <w:p>
             <w:pPr>
               <w:jc w:val="center"/>
+              <w:rPr>
+                <w:rFonts w:hint="eastAsia"/>
+              </w:rPr>
             </w:pPr>
             <w:r>
               <w:rPr>
@@ -5522,6 +6256,9 @@
           <w:p>
             <w:pPr>
               <w:jc w:val="center"/>
+              <w:rPr>
+                <w:rFonts w:hint="eastAsia"/>
+              </w:rPr>
             </w:pPr>
             <w:r>
               <w:rPr>
@@ -5543,6 +6280,9 @@
           <w:p>
             <w:pPr>
               <w:jc w:val="center"/>
+              <w:rPr>
+                <w:rFonts w:hint="eastAsia"/>
+              </w:rPr>
             </w:pPr>
             <w:r>
               <w:rPr>
@@ -5559,6 +6299,9 @@
           <w:p>
             <w:pPr>
               <w:jc w:val="center"/>
+              <w:rPr>
+                <w:rFonts w:hint="eastAsia"/>
+              </w:rPr>
             </w:pPr>
             <w:r>
               <w:rPr>
@@ -5575,6 +6318,9 @@
           <w:p>
             <w:pPr>
               <w:jc w:val="center"/>
+              <w:rPr>
+                <w:rFonts w:hint="eastAsia"/>
+              </w:rPr>
             </w:pPr>
             <w:r>
               <w:rPr>
@@ -5591,6 +6337,9 @@
           <w:p>
             <w:pPr>
               <w:jc w:val="center"/>
+              <w:rPr>
+                <w:rFonts w:hint="eastAsia"/>
+              </w:rPr>
             </w:pPr>
             <w:r>
               <w:rPr>
@@ -5607,6 +6356,9 @@
           <w:p>
             <w:pPr>
               <w:jc w:val="center"/>
+              <w:rPr>
+                <w:rFonts w:hint="eastAsia"/>
+              </w:rPr>
             </w:pPr>
             <w:r>
               <w:rPr>
@@ -5629,6 +6381,9 @@
           <w:p>
             <w:pPr>
               <w:jc w:val="center"/>
+              <w:rPr>
+                <w:rFonts w:hint="eastAsia"/>
+              </w:rPr>
             </w:pPr>
             <w:r>
               <w:rPr>
@@ -5646,6 +6401,9 @@
           <w:p>
             <w:pPr>
               <w:jc w:val="center"/>
+              <w:rPr>
+                <w:rFonts w:hint="eastAsia"/>
+              </w:rPr>
             </w:pPr>
             <w:r>
               <w:rPr>
@@ -5663,6 +6421,9 @@
           <w:p>
             <w:pPr>
               <w:jc w:val="center"/>
+              <w:rPr>
+                <w:rFonts w:hint="eastAsia"/>
+              </w:rPr>
             </w:pPr>
             <w:r>
               <w:rPr>
@@ -5680,6 +6441,9 @@
           <w:p>
             <w:pPr>
               <w:jc w:val="center"/>
+              <w:rPr>
+                <w:rFonts w:hint="eastAsia"/>
+              </w:rPr>
             </w:pPr>
             <w:r>
               <w:rPr>
@@ -5698,6 +6462,7 @@
             <w:pPr>
               <w:jc w:val="center"/>
               <w:rPr>
+                <w:rFonts w:hint="eastAsia"/>
                 <w:lang w:eastAsia="zh-CN"/>
               </w:rPr>
             </w:pPr>
@@ -5715,6 +6480,7 @@
     <w:p>
       <w:pPr>
         <w:rPr>
+          <w:rFonts w:hint="eastAsia"/>
           <w:lang w:eastAsia="zh-CN"/>
         </w:rPr>
       </w:pPr>
@@ -5760,6 +6526,9 @@
           <w:p>
             <w:pPr>
               <w:jc w:val="center"/>
+              <w:rPr>
+                <w:rFonts w:hint="eastAsia"/>
+              </w:rPr>
             </w:pPr>
             <w:r>
               <w:rPr>
@@ -5779,6 +6548,9 @@
           <w:p>
             <w:pPr>
               <w:jc w:val="center"/>
+              <w:rPr>
+                <w:rFonts w:hint="eastAsia"/>
+              </w:rPr>
             </w:pPr>
             <w:r>
               <w:rPr>
@@ -5798,6 +6570,9 @@
           <w:p>
             <w:pPr>
               <w:jc w:val="center"/>
+              <w:rPr>
+                <w:rFonts w:hint="eastAsia"/>
+              </w:rPr>
             </w:pPr>
             <w:r>
               <w:rPr>
@@ -5817,6 +6592,9 @@
           <w:p>
             <w:pPr>
               <w:jc w:val="center"/>
+              <w:rPr>
+                <w:rFonts w:hint="eastAsia"/>
+              </w:rPr>
             </w:pPr>
             <w:r>
               <w:rPr>
@@ -5836,6 +6614,9 @@
           <w:p>
             <w:pPr>
               <w:jc w:val="center"/>
+              <w:rPr>
+                <w:rFonts w:hint="eastAsia"/>
+              </w:rPr>
             </w:pPr>
             <w:r>
               <w:rPr>
@@ -5859,6 +6640,9 @@
           <w:p>
             <w:pPr>
               <w:jc w:val="center"/>
+              <w:rPr>
+                <w:rFonts w:hint="eastAsia"/>
+              </w:rPr>
             </w:pPr>
             <w:r>
               <w:rPr>
@@ -5876,6 +6660,7 @@
             <w:pPr>
               <w:jc w:val="center"/>
               <w:rPr>
+                <w:rFonts w:hint="eastAsia"/>
                 <w:lang w:eastAsia="zh-CN"/>
               </w:rPr>
             </w:pPr>
@@ -5895,6 +6680,9 @@
           <w:p>
             <w:pPr>
               <w:jc w:val="center"/>
+              <w:rPr>
+                <w:rFonts w:hint="eastAsia"/>
+              </w:rPr>
             </w:pPr>
             <w:r>
               <w:rPr>
@@ -5911,6 +6699,9 @@
           <w:p>
             <w:pPr>
               <w:jc w:val="center"/>
+              <w:rPr>
+                <w:rFonts w:hint="eastAsia"/>
+              </w:rPr>
             </w:pPr>
             <w:r>
               <w:rPr>
@@ -5928,6 +6719,7 @@
             <w:pPr>
               <w:jc w:val="center"/>
               <w:rPr>
+                <w:rFonts w:hint="eastAsia"/>
                 <w:lang w:eastAsia="zh-CN"/>
               </w:rPr>
             </w:pPr>
@@ -5953,6 +6745,9 @@
           <w:p>
             <w:pPr>
               <w:jc w:val="center"/>
+              <w:rPr>
+                <w:rFonts w:hint="eastAsia"/>
+              </w:rPr>
             </w:pPr>
             <w:r>
               <w:rPr>
@@ -5970,6 +6765,9 @@
           <w:p>
             <w:pPr>
               <w:jc w:val="center"/>
+              <w:rPr>
+                <w:rFonts w:hint="eastAsia"/>
+              </w:rPr>
             </w:pPr>
             <w:r>
               <w:rPr>
@@ -5987,6 +6785,9 @@
           <w:p>
             <w:pPr>
               <w:jc w:val="center"/>
+              <w:rPr>
+                <w:rFonts w:hint="eastAsia"/>
+              </w:rPr>
             </w:pPr>
             <w:r>
               <w:rPr>
@@ -6004,6 +6805,9 @@
           <w:p>
             <w:pPr>
               <w:jc w:val="center"/>
+              <w:rPr>
+                <w:rFonts w:hint="eastAsia"/>
+              </w:rPr>
             </w:pPr>
             <w:r>
               <w:rPr>
@@ -6021,6 +6825,9 @@
           <w:p>
             <w:pPr>
               <w:jc w:val="center"/>
+              <w:rPr>
+                <w:rFonts w:hint="eastAsia"/>
+              </w:rPr>
             </w:pPr>
             <w:r>
               <w:rPr>
@@ -6042,6 +6849,9 @@
           <w:p>
             <w:pPr>
               <w:jc w:val="center"/>
+              <w:rPr>
+                <w:rFonts w:hint="eastAsia"/>
+              </w:rPr>
             </w:pPr>
             <w:r>
               <w:rPr>
@@ -6058,6 +6868,9 @@
           <w:p>
             <w:pPr>
               <w:jc w:val="center"/>
+              <w:rPr>
+                <w:rFonts w:hint="eastAsia"/>
+              </w:rPr>
             </w:pPr>
             <w:r>
               <w:rPr>
@@ -6074,6 +6887,9 @@
           <w:p>
             <w:pPr>
               <w:jc w:val="center"/>
+              <w:rPr>
+                <w:rFonts w:hint="eastAsia"/>
+              </w:rPr>
             </w:pPr>
             <w:r>
               <w:rPr>
@@ -6090,6 +6906,9 @@
           <w:p>
             <w:pPr>
               <w:jc w:val="center"/>
+              <w:rPr>
+                <w:rFonts w:hint="eastAsia"/>
+              </w:rPr>
             </w:pPr>
             <w:r>
               <w:rPr>
@@ -6106,6 +6925,9 @@
           <w:p>
             <w:pPr>
               <w:jc w:val="center"/>
+              <w:rPr>
+                <w:rFonts w:hint="eastAsia"/>
+              </w:rPr>
             </w:pPr>
             <w:r>
               <w:rPr>
@@ -6128,6 +6950,9 @@
           <w:p>
             <w:pPr>
               <w:jc w:val="center"/>
+              <w:rPr>
+                <w:rFonts w:hint="eastAsia"/>
+              </w:rPr>
             </w:pPr>
             <w:r>
               <w:rPr>
@@ -6145,6 +6970,9 @@
           <w:p>
             <w:pPr>
               <w:jc w:val="center"/>
+              <w:rPr>
+                <w:rFonts w:hint="eastAsia"/>
+              </w:rPr>
             </w:pPr>
             <w:r>
               <w:rPr>
@@ -6162,6 +6990,9 @@
           <w:p>
             <w:pPr>
               <w:jc w:val="center"/>
+              <w:rPr>
+                <w:rFonts w:hint="eastAsia"/>
+              </w:rPr>
             </w:pPr>
             <w:r>
               <w:rPr>
@@ -6179,6 +7010,9 @@
           <w:p>
             <w:pPr>
               <w:jc w:val="center"/>
+              <w:rPr>
+                <w:rFonts w:hint="eastAsia"/>
+              </w:rPr>
             </w:pPr>
             <w:r>
               <w:rPr>
@@ -6197,6 +7031,7 @@
             <w:pPr>
               <w:jc w:val="center"/>
               <w:rPr>
+                <w:rFonts w:hint="eastAsia"/>
                 <w:lang w:eastAsia="zh-CN"/>
               </w:rPr>
             </w:pPr>
@@ -6214,6 +7049,7 @@
     <w:p>
       <w:pPr>
         <w:rPr>
+          <w:rFonts w:hint="eastAsia"/>
           <w:lang w:eastAsia="zh-CN"/>
         </w:rPr>
       </w:pPr>
@@ -6259,6 +7095,9 @@
           <w:p>
             <w:pPr>
               <w:jc w:val="center"/>
+              <w:rPr>
+                <w:rFonts w:hint="eastAsia"/>
+              </w:rPr>
             </w:pPr>
             <w:r>
               <w:rPr>
@@ -6278,6 +7117,9 @@
           <w:p>
             <w:pPr>
               <w:jc w:val="center"/>
+              <w:rPr>
+                <w:rFonts w:hint="eastAsia"/>
+              </w:rPr>
             </w:pPr>
             <w:r>
               <w:rPr>
@@ -6297,6 +7139,9 @@
           <w:p>
             <w:pPr>
               <w:jc w:val="center"/>
+              <w:rPr>
+                <w:rFonts w:hint="eastAsia"/>
+              </w:rPr>
             </w:pPr>
             <w:r>
               <w:rPr>
@@ -6316,6 +7161,9 @@
           <w:p>
             <w:pPr>
               <w:jc w:val="center"/>
+              <w:rPr>
+                <w:rFonts w:hint="eastAsia"/>
+              </w:rPr>
             </w:pPr>
             <w:r>
               <w:rPr>
@@ -6335,6 +7183,9 @@
           <w:p>
             <w:pPr>
               <w:jc w:val="center"/>
+              <w:rPr>
+                <w:rFonts w:hint="eastAsia"/>
+              </w:rPr>
             </w:pPr>
             <w:r>
               <w:rPr>
@@ -6358,6 +7209,9 @@
           <w:p>
             <w:pPr>
               <w:jc w:val="center"/>
+              <w:rPr>
+                <w:rFonts w:hint="eastAsia"/>
+              </w:rPr>
             </w:pPr>
             <w:r>
               <w:rPr>
@@ -6375,6 +7229,7 @@
             <w:pPr>
               <w:jc w:val="center"/>
               <w:rPr>
+                <w:rFonts w:hint="eastAsia"/>
                 <w:lang w:eastAsia="zh-CN"/>
               </w:rPr>
             </w:pPr>
@@ -6394,6 +7249,9 @@
           <w:p>
             <w:pPr>
               <w:jc w:val="center"/>
+              <w:rPr>
+                <w:rFonts w:hint="eastAsia"/>
+              </w:rPr>
             </w:pPr>
             <w:r>
               <w:rPr>
@@ -6410,6 +7268,9 @@
           <w:p>
             <w:pPr>
               <w:jc w:val="center"/>
+              <w:rPr>
+                <w:rFonts w:hint="eastAsia"/>
+              </w:rPr>
             </w:pPr>
             <w:r>
               <w:rPr>
@@ -6426,6 +7287,9 @@
           <w:p>
             <w:pPr>
               <w:jc w:val="center"/>
+              <w:rPr>
+                <w:rFonts w:hint="eastAsia"/>
+              </w:rPr>
             </w:pPr>
             <w:r>
               <w:rPr>
@@ -6448,6 +7312,9 @@
           <w:p>
             <w:pPr>
               <w:jc w:val="center"/>
+              <w:rPr>
+                <w:rFonts w:hint="eastAsia"/>
+              </w:rPr>
             </w:pPr>
             <w:r>
               <w:rPr>
@@ -6465,6 +7332,9 @@
           <w:p>
             <w:pPr>
               <w:jc w:val="center"/>
+              <w:rPr>
+                <w:rFonts w:hint="eastAsia"/>
+              </w:rPr>
             </w:pPr>
             <w:r>
               <w:rPr>
@@ -6482,6 +7352,9 @@
           <w:p>
             <w:pPr>
               <w:jc w:val="center"/>
+              <w:rPr>
+                <w:rFonts w:hint="eastAsia"/>
+              </w:rPr>
             </w:pPr>
             <w:r>
               <w:rPr>
@@ -6499,6 +7372,9 @@
           <w:p>
             <w:pPr>
               <w:jc w:val="center"/>
+              <w:rPr>
+                <w:rFonts w:hint="eastAsia"/>
+              </w:rPr>
             </w:pPr>
             <w:r>
               <w:rPr>
@@ -6516,6 +7392,9 @@
           <w:p>
             <w:pPr>
               <w:jc w:val="center"/>
+              <w:rPr>
+                <w:rFonts w:hint="eastAsia"/>
+              </w:rPr>
             </w:pPr>
             <w:r>
               <w:rPr>
@@ -6537,6 +7416,9 @@
           <w:p>
             <w:pPr>
               <w:jc w:val="center"/>
+              <w:rPr>
+                <w:rFonts w:hint="eastAsia"/>
+              </w:rPr>
             </w:pPr>
             <w:r>
               <w:rPr>
@@ -6554,6 +7436,7 @@
             <w:pPr>
               <w:jc w:val="center"/>
               <w:rPr>
+                <w:rFonts w:hint="eastAsia"/>
                 <w:lang w:eastAsia="zh-CN"/>
               </w:rPr>
             </w:pPr>
@@ -6573,6 +7456,9 @@
           <w:p>
             <w:pPr>
               <w:jc w:val="center"/>
+              <w:rPr>
+                <w:rFonts w:hint="eastAsia"/>
+              </w:rPr>
             </w:pPr>
             <w:r>
               <w:rPr>
@@ -6589,6 +7475,9 @@
           <w:p>
             <w:pPr>
               <w:jc w:val="center"/>
+              <w:rPr>
+                <w:rFonts w:hint="eastAsia"/>
+              </w:rPr>
             </w:pPr>
             <w:r>
               <w:rPr>
@@ -6605,6 +7494,9 @@
           <w:p>
             <w:pPr>
               <w:jc w:val="center"/>
+              <w:rPr>
+                <w:rFonts w:hint="eastAsia"/>
+              </w:rPr>
             </w:pPr>
             <w:r>
               <w:rPr>
@@ -6616,7 +7508,13 @@
         </w:tc>
       </w:tr>
     </w:tbl>
-    <w:p/>
+    <w:p>
+      <w:pPr>
+        <w:rPr>
+          <w:rFonts w:hint="eastAsia"/>
+        </w:rPr>
+      </w:pPr>
+    </w:p>
     <w:p>
       <w:pPr>
         <w:pStyle w:val="21"/>
@@ -6632,6 +7530,7 @@
     <w:p>
       <w:pPr>
         <w:rPr>
+          <w:rFonts w:hint="eastAsia"/>
           <w:lang w:eastAsia="zh-CN"/>
         </w:rPr>
       </w:pPr>
@@ -6646,6 +7545,9 @@
     <w:p>
       <w:pPr>
         <w:pStyle w:val="a0"/>
+        <w:rPr>
+          <w:rFonts w:hint="eastAsia"/>
+        </w:rPr>
       </w:pPr>
       <w:r>
         <w:t>S1：YAMNet 端到端实跑（代码已修复，直接上 Kaggle）</w:t>
@@ -6661,6 +7563,9 @@
     <w:p>
       <w:pPr>
         <w:pStyle w:val="a0"/>
+        <w:rPr>
+          <w:rFonts w:hint="eastAsia"/>
+        </w:rPr>
       </w:pPr>
       <w:r>
         <w:t>S7：BirdNET 基线对比（「比 BirdNET 好」的实证前提）</w:t>
@@ -6669,6 +7574,9 @@
     <w:p>
       <w:pPr>
         <w:pStyle w:val="a0"/>
+        <w:rPr>
+          <w:rFonts w:hint="eastAsia"/>
+        </w:rPr>
       </w:pPr>
       <w:r>
         <w:t>S4：三模型统一对比（等 FastAI 结果）</w:t>
@@ -6677,6 +7585,7 @@
     <w:p>
       <w:pPr>
         <w:rPr>
+          <w:rFonts w:hint="eastAsia"/>
           <w:lang w:eastAsia="zh-CN"/>
         </w:rPr>
       </w:pPr>
@@ -6691,6 +7600,9 @@
     <w:p>
       <w:pPr>
         <w:pStyle w:val="a0"/>
+        <w:rPr>
+          <w:rFonts w:hint="eastAsia"/>
+        </w:rPr>
       </w:pPr>
       <w:r>
         <w:t>S5 或 S6：扩大数据集 / 子集评估（准确率提升最直接）</w:t>
@@ -6699,6 +7611,9 @@
     <w:p>
       <w:pPr>
         <w:pStyle w:val="a0"/>
+        <w:rPr>
+          <w:rFonts w:hint="eastAsia"/>
+        </w:rPr>
       </w:pPr>
       <w:r>
         <w:t>S2：Top-5 准确率（零成本，大幅改善结果呈现）</w:t>
@@ -6708,6 +7623,7 @@
       <w:pPr>
         <w:pStyle w:val="a0"/>
         <w:rPr>
+          <w:rFonts w:hint="eastAsia"/>
           <w:lang w:eastAsia="zh-CN"/>
         </w:rPr>
       </w:pPr>
@@ -6719,6 +7635,11 @@
       </w:r>
     </w:p>
     <w:p>
+      <w:pPr>
+        <w:rPr>
+          <w:rFonts w:hint="eastAsia"/>
+        </w:rPr>
+      </w:pPr>
       <w:r>
         <w:rPr>
           <w:b/>
@@ -6729,6 +7650,9 @@
     <w:p>
       <w:pPr>
         <w:pStyle w:val="a0"/>
+        <w:rPr>
+          <w:rFonts w:hint="eastAsia"/>
+        </w:rPr>
       </w:pPr>
       <w:r>
         <w:t>S8：多标签训练</w:t>
@@ -6737,6 +7661,9 @@
     <w:p>
       <w:pPr>
         <w:pStyle w:val="a0"/>
+        <w:rPr>
+          <w:rFonts w:hint="eastAsia"/>
+        </w:rPr>
       </w:pPr>
       <w:r>
         <w:t>S9-S11：架构优化</w:t>
@@ -6760,6 +7687,7 @@
     <w:p>
       <w:pPr>
         <w:rPr>
+          <w:rFonts w:hint="eastAsia"/>
           <w:lang w:eastAsia="zh-CN"/>
         </w:rPr>
       </w:pPr>
@@ -6775,6 +7703,7 @@
       <w:pPr>
         <w:ind w:left="425"/>
         <w:rPr>
+          <w:rFonts w:hint="eastAsia"/>
           <w:lang w:eastAsia="zh-CN"/>
         </w:rPr>
       </w:pPr>
@@ -6786,6 +7715,11 @@
       </w:r>
     </w:p>
     <w:p>
+      <w:pPr>
+        <w:rPr>
+          <w:rFonts w:hint="eastAsia"/>
+        </w:rPr>
+      </w:pPr>
       <w:r>
         <w:rPr>
           <w:b/>
@@ -6797,6 +7731,7 @@
       <w:pPr>
         <w:pStyle w:val="a0"/>
         <w:rPr>
+          <w:rFonts w:hint="eastAsia"/>
           <w:lang w:eastAsia="zh-CN"/>
         </w:rPr>
       </w:pPr>
@@ -6810,6 +7745,9 @@
     <w:p>
       <w:pPr>
         <w:pStyle w:val="a0"/>
+        <w:rPr>
+          <w:rFonts w:hint="eastAsia"/>
+        </w:rPr>
       </w:pPr>
       <w:r>
         <w:t>□ 如果扩大后计算资源不够，是否可以只选 Top-50 或 Top-100 高频物种？</w:t>
@@ -6819,6 +7757,7 @@
       <w:pPr>
         <w:pStyle w:val="a0"/>
         <w:rPr>
+          <w:rFonts w:hint="eastAsia"/>
           <w:lang w:eastAsia="zh-CN"/>
         </w:rPr>
       </w:pPr>
@@ -6832,6 +7771,7 @@
     <w:p>
       <w:pPr>
         <w:rPr>
+          <w:rFonts w:hint="eastAsia"/>
           <w:lang w:eastAsia="zh-CN"/>
         </w:rPr>
       </w:pPr>
@@ -6846,12 +7786,20 @@
     <w:p>
       <w:pPr>
         <w:ind w:left="425"/>
+        <w:rPr>
+          <w:rFonts w:hint="eastAsia"/>
+        </w:rPr>
       </w:pPr>
       <w:r>
         <w:t>背景：1229 类的 Top-1 准确率天然极低，学术界细粒度分类通常用 Top-5。</w:t>
       </w:r>
     </w:p>
     <w:p>
+      <w:pPr>
+        <w:rPr>
+          <w:rFonts w:hint="eastAsia"/>
+        </w:rPr>
+      </w:pPr>
       <w:r>
         <w:rPr>
           <w:b/>
@@ -6862,6 +7810,9 @@
     <w:p>
       <w:pPr>
         <w:pStyle w:val="a0"/>
+        <w:rPr>
+          <w:rFonts w:hint="eastAsia"/>
+        </w:rPr>
       </w:pPr>
       <w:r>
         <w:lastRenderedPageBreak/>
@@ -6871,6 +7822,9 @@
     <w:p>
       <w:pPr>
         <w:pStyle w:val="a0"/>
+        <w:rPr>
+          <w:rFonts w:hint="eastAsia"/>
+        </w:rPr>
       </w:pPr>
       <w:r>
         <w:t>□ 是否可以加 macro-F1 作为辅助指标？</w:t>
@@ -6880,6 +7834,7 @@
       <w:pPr>
         <w:pStyle w:val="a0"/>
         <w:rPr>
+          <w:rFonts w:hint="eastAsia"/>
           <w:lang w:eastAsia="zh-CN"/>
         </w:rPr>
       </w:pPr>
@@ -6893,6 +7848,7 @@
     <w:p>
       <w:pPr>
         <w:rPr>
+          <w:rFonts w:hint="eastAsia"/>
           <w:lang w:eastAsia="zh-CN"/>
         </w:rPr>
       </w:pPr>
@@ -6908,6 +7864,7 @@
       <w:pPr>
         <w:ind w:left="425"/>
         <w:rPr>
+          <w:rFonts w:hint="eastAsia"/>
           <w:lang w:eastAsia="zh-CN"/>
         </w:rPr>
       </w:pPr>
@@ -6919,6 +7876,11 @@
       </w:r>
     </w:p>
     <w:p>
+      <w:pPr>
+        <w:rPr>
+          <w:rFonts w:hint="eastAsia"/>
+        </w:rPr>
+      </w:pPr>
       <w:r>
         <w:rPr>
           <w:b/>
@@ -6930,6 +7892,7 @@
       <w:pPr>
         <w:pStyle w:val="a0"/>
         <w:rPr>
+          <w:rFonts w:hint="eastAsia"/>
           <w:lang w:eastAsia="zh-CN"/>
         </w:rPr>
       </w:pPr>
@@ -6944,6 +7907,7 @@
       <w:pPr>
         <w:pStyle w:val="a0"/>
         <w:rPr>
+          <w:rFonts w:hint="eastAsia"/>
           <w:lang w:eastAsia="zh-CN"/>
         </w:rPr>
       </w:pPr>
@@ -6957,6 +7921,9 @@
     <w:p>
       <w:pPr>
         <w:pStyle w:val="a0"/>
+        <w:rPr>
+          <w:rFonts w:hint="eastAsia"/>
+        </w:rPr>
       </w:pPr>
       <w:r>
         <w:t>□ 如果做，是在全量 1229 类上做，还是只在 Top-50 子集上做？</w:t>
@@ -6965,6 +7932,7 @@
     <w:p>
       <w:pPr>
         <w:rPr>
+          <w:rFonts w:hint="eastAsia"/>
           <w:lang w:eastAsia="zh-CN"/>
         </w:rPr>
       </w:pPr>
@@ -6980,6 +7948,7 @@
       <w:pPr>
         <w:ind w:left="425"/>
         <w:rPr>
+          <w:rFonts w:hint="eastAsia"/>
           <w:lang w:eastAsia="zh-CN"/>
         </w:rPr>
       </w:pPr>
@@ -6991,6 +7960,11 @@
       </w:r>
     </w:p>
     <w:p>
+      <w:pPr>
+        <w:rPr>
+          <w:rFonts w:hint="eastAsia"/>
+        </w:rPr>
+      </w:pPr>
       <w:r>
         <w:rPr>
           <w:b/>
@@ -7002,6 +7976,7 @@
       <w:pPr>
         <w:pStyle w:val="a0"/>
         <w:rPr>
+          <w:rFonts w:hint="eastAsia"/>
           <w:lang w:eastAsia="zh-CN"/>
         </w:rPr>
       </w:pPr>
@@ -7015,6 +7990,9 @@
     <w:p>
       <w:pPr>
         <w:pStyle w:val="a0"/>
+        <w:rPr>
+          <w:rFonts w:hint="eastAsia"/>
+        </w:rPr>
       </w:pPr>
       <w:r>
         <w:t>□ 或者筛选 Top-100 / Top-200 高频物种作为主实验？</w:t>
@@ -7024,6 +8002,7 @@
       <w:pPr>
         <w:pStyle w:val="a0"/>
         <w:rPr>
+          <w:rFonts w:hint="eastAsia"/>
           <w:lang w:eastAsia="zh-CN"/>
         </w:rPr>
       </w:pPr>
@@ -7037,6 +8016,7 @@
     <w:p>
       <w:pPr>
         <w:rPr>
+          <w:rFonts w:hint="eastAsia"/>
           <w:lang w:eastAsia="zh-CN"/>
         </w:rPr>
       </w:pPr>
@@ -7051,12 +8031,20 @@
     <w:p>
       <w:pPr>
         <w:ind w:left="425"/>
+        <w:rPr>
+          <w:rFonts w:hint="eastAsia"/>
+        </w:rPr>
       </w:pPr>
       <w:r>
         <w:t>背景：YAMNet 端到端微调代码已修复，预期 clean 准确率 3-8%，训练时间 30-60 min/fold。</w:t>
       </w:r>
     </w:p>
     <w:p>
+      <w:pPr>
+        <w:rPr>
+          <w:rFonts w:hint="eastAsia"/>
+        </w:rPr>
+      </w:pPr>
       <w:r>
         <w:rPr>
           <w:b/>
@@ -7067,6 +8055,9 @@
     <w:p>
       <w:pPr>
         <w:pStyle w:val="a0"/>
+        <w:rPr>
+          <w:rFonts w:hint="eastAsia"/>
+        </w:rPr>
       </w:pPr>
       <w:r>
         <w:t>□ Kaggle 12 小时 session 限制是否够用？</w:t>
@@ -7075,6 +8066,9 @@
     <w:p>
       <w:pPr>
         <w:pStyle w:val="a0"/>
+        <w:rPr>
+          <w:rFonts w:hint="eastAsia"/>
+        </w:rPr>
       </w:pPr>
       <w:r>
         <w:t>□ 如果 OOM，batch_size 从 8 降到 4 是否可接受？</w:t>
@@ -7084,6 +8078,7 @@
       <w:pPr>
         <w:pStyle w:val="a0"/>
         <w:rPr>
+          <w:rFonts w:hint="eastAsia"/>
           <w:lang w:eastAsia="zh-CN"/>
         </w:rPr>
       </w:pPr>
@@ -7097,6 +8092,7 @@
     <w:p>
       <w:pPr>
         <w:rPr>
+          <w:rFonts w:hint="eastAsia"/>
           <w:lang w:eastAsia="zh-CN"/>
         </w:rPr>
       </w:pPr>
@@ -7111,6 +8107,9 @@
     <w:p>
       <w:pPr>
         <w:ind w:left="425"/>
+        <w:rPr>
+          <w:rFonts w:hint="eastAsia"/>
+        </w:rPr>
       </w:pPr>
       <w:r>
         <w:lastRenderedPageBreak/>
@@ -7118,6 +8117,11 @@
       </w:r>
     </w:p>
     <w:p>
+      <w:pPr>
+        <w:rPr>
+          <w:rFonts w:hint="eastAsia"/>
+        </w:rPr>
+      </w:pPr>
       <w:r>
         <w:rPr>
           <w:b/>
@@ -7128,6 +8132,9 @@
     <w:p>
       <w:pPr>
         <w:pStyle w:val="a0"/>
+        <w:rPr>
+          <w:rFonts w:hint="eastAsia"/>
+        </w:rPr>
       </w:pPr>
       <w:r>
         <w:t>□ FastAI 部分的预期完成时间？</w:t>
@@ -7137,6 +8144,7 @@
       <w:pPr>
         <w:pStyle w:val="a0"/>
         <w:rPr>
+          <w:rFonts w:hint="eastAsia"/>
           <w:lang w:eastAsia="zh-CN"/>
         </w:rPr>
       </w:pPr>
@@ -7151,6 +8159,7 @@
       <w:pPr>
         <w:pStyle w:val="a0"/>
         <w:rPr>
+          <w:rFonts w:hint="eastAsia"/>
           <w:lang w:eastAsia="zh-CN"/>
         </w:rPr>
       </w:pPr>
@@ -7164,6 +8173,7 @@
     <w:p>
       <w:pPr>
         <w:rPr>
+          <w:rFonts w:hint="eastAsia"/>
           <w:lang w:eastAsia="zh-CN"/>
         </w:rPr>
       </w:pPr>
@@ -7179,6 +8189,7 @@
       <w:pPr>
         <w:ind w:left="425"/>
         <w:rPr>
+          <w:rFonts w:hint="eastAsia"/>
           <w:lang w:eastAsia="zh-CN"/>
         </w:rPr>
       </w:pPr>
@@ -7190,6 +8201,11 @@
       </w:r>
     </w:p>
     <w:p>
+      <w:pPr>
+        <w:rPr>
+          <w:rFonts w:hint="eastAsia"/>
+        </w:rPr>
+      </w:pPr>
       <w:r>
         <w:rPr>
           <w:b/>
@@ -7201,6 +8217,7 @@
       <w:pPr>
         <w:pStyle w:val="a0"/>
         <w:rPr>
+          <w:rFonts w:hint="eastAsia"/>
           <w:lang w:eastAsia="zh-CN"/>
         </w:rPr>
       </w:pPr>
@@ -7215,6 +8232,7 @@
       <w:pPr>
         <w:pStyle w:val="a0"/>
         <w:rPr>
+          <w:rFonts w:hint="eastAsia"/>
           <w:lang w:eastAsia="zh-CN"/>
         </w:rPr>
       </w:pPr>
@@ -7229,6 +8247,7 @@
       <w:pPr>
         <w:pStyle w:val="a0"/>
         <w:rPr>
+          <w:rFonts w:hint="eastAsia"/>
           <w:lang w:eastAsia="zh-CN"/>
         </w:rPr>
       </w:pPr>
@@ -7275,6 +8294,9 @@
           <w:p>
             <w:pPr>
               <w:jc w:val="center"/>
+              <w:rPr>
+                <w:rFonts w:hint="eastAsia"/>
+              </w:rPr>
             </w:pPr>
             <w:r>
               <w:rPr>
@@ -7294,6 +8316,9 @@
           <w:p>
             <w:pPr>
               <w:jc w:val="center"/>
+              <w:rPr>
+                <w:rFonts w:hint="eastAsia"/>
+              </w:rPr>
             </w:pPr>
             <w:r>
               <w:rPr>
@@ -7313,6 +8338,9 @@
           <w:p>
             <w:pPr>
               <w:jc w:val="center"/>
+              <w:rPr>
+                <w:rFonts w:hint="eastAsia"/>
+              </w:rPr>
             </w:pPr>
             <w:r>
               <w:rPr>
@@ -7332,6 +8360,9 @@
           <w:p>
             <w:pPr>
               <w:jc w:val="center"/>
+              <w:rPr>
+                <w:rFonts w:hint="eastAsia"/>
+              </w:rPr>
             </w:pPr>
             <w:r>
               <w:rPr>
@@ -7355,6 +8386,9 @@
           <w:p>
             <w:pPr>
               <w:jc w:val="center"/>
+              <w:rPr>
+                <w:rFonts w:hint="eastAsia"/>
+              </w:rPr>
             </w:pPr>
             <w:r>
               <w:rPr>
@@ -7371,6 +8405,9 @@
           <w:p>
             <w:pPr>
               <w:jc w:val="center"/>
+              <w:rPr>
+                <w:rFonts w:hint="eastAsia"/>
+              </w:rPr>
             </w:pPr>
             <w:r>
               <w:rPr>
@@ -7387,6 +8424,9 @@
           <w:p>
             <w:pPr>
               <w:jc w:val="center"/>
+              <w:rPr>
+                <w:rFonts w:hint="eastAsia"/>
+              </w:rPr>
             </w:pPr>
             <w:r>
               <w:rPr>
@@ -7403,6 +8443,9 @@
           <w:p>
             <w:pPr>
               <w:jc w:val="center"/>
+              <w:rPr>
+                <w:rFonts w:hint="eastAsia"/>
+              </w:rPr>
             </w:pPr>
             <w:r>
               <w:rPr>
@@ -7425,6 +8468,9 @@
           <w:p>
             <w:pPr>
               <w:jc w:val="center"/>
+              <w:rPr>
+                <w:rFonts w:hint="eastAsia"/>
+              </w:rPr>
             </w:pPr>
             <w:r>
               <w:rPr>
@@ -7442,6 +8488,9 @@
           <w:p>
             <w:pPr>
               <w:jc w:val="center"/>
+              <w:rPr>
+                <w:rFonts w:hint="eastAsia"/>
+              </w:rPr>
             </w:pPr>
             <w:r>
               <w:rPr>
@@ -7460,6 +8509,7 @@
             <w:pPr>
               <w:jc w:val="center"/>
               <w:rPr>
+                <w:rFonts w:hint="eastAsia"/>
                 <w:lang w:eastAsia="zh-CN"/>
               </w:rPr>
             </w:pPr>
@@ -7481,6 +8531,7 @@
             <w:pPr>
               <w:jc w:val="center"/>
               <w:rPr>
+                <w:rFonts w:hint="eastAsia"/>
                 <w:lang w:eastAsia="zh-CN"/>
               </w:rPr>
             </w:pPr>
@@ -7505,6 +8556,9 @@
           <w:p>
             <w:pPr>
               <w:jc w:val="center"/>
+              <w:rPr>
+                <w:rFonts w:hint="eastAsia"/>
+              </w:rPr>
             </w:pPr>
             <w:r>
               <w:rPr>
@@ -7521,6 +8575,9 @@
           <w:p>
             <w:pPr>
               <w:jc w:val="center"/>
+              <w:rPr>
+                <w:rFonts w:hint="eastAsia"/>
+              </w:rPr>
             </w:pPr>
             <w:r>
               <w:rPr>
@@ -7538,6 +8595,7 @@
             <w:pPr>
               <w:jc w:val="center"/>
               <w:rPr>
+                <w:rFonts w:hint="eastAsia"/>
                 <w:lang w:eastAsia="zh-CN"/>
               </w:rPr>
             </w:pPr>
@@ -7557,6 +8615,9 @@
           <w:p>
             <w:pPr>
               <w:jc w:val="center"/>
+              <w:rPr>
+                <w:rFonts w:hint="eastAsia"/>
+              </w:rPr>
             </w:pPr>
             <w:r>
               <w:rPr>
@@ -7579,6 +8640,9 @@
           <w:p>
             <w:pPr>
               <w:jc w:val="center"/>
+              <w:rPr>
+                <w:rFonts w:hint="eastAsia"/>
+              </w:rPr>
             </w:pPr>
             <w:r>
               <w:rPr>
@@ -7596,6 +8660,9 @@
           <w:p>
             <w:pPr>
               <w:jc w:val="center"/>
+              <w:rPr>
+                <w:rFonts w:hint="eastAsia"/>
+              </w:rPr>
             </w:pPr>
             <w:r>
               <w:rPr>
@@ -7613,6 +8680,9 @@
           <w:p>
             <w:pPr>
               <w:jc w:val="center"/>
+              <w:rPr>
+                <w:rFonts w:hint="eastAsia"/>
+              </w:rPr>
             </w:pPr>
             <w:r>
               <w:rPr>
@@ -7630,6 +8700,9 @@
           <w:p>
             <w:pPr>
               <w:jc w:val="center"/>
+              <w:rPr>
+                <w:rFonts w:hint="eastAsia"/>
+              </w:rPr>
             </w:pPr>
             <w:r>
               <w:rPr>
@@ -7651,6 +8724,9 @@
           <w:p>
             <w:pPr>
               <w:jc w:val="center"/>
+              <w:rPr>
+                <w:rFonts w:hint="eastAsia"/>
+              </w:rPr>
             </w:pPr>
             <w:r>
               <w:rPr>
@@ -7667,6 +8743,9 @@
           <w:p>
             <w:pPr>
               <w:jc w:val="center"/>
+              <w:rPr>
+                <w:rFonts w:hint="eastAsia"/>
+              </w:rPr>
             </w:pPr>
             <w:r>
               <w:rPr>
@@ -7684,6 +8763,7 @@
             <w:pPr>
               <w:jc w:val="center"/>
               <w:rPr>
+                <w:rFonts w:hint="eastAsia"/>
                 <w:lang w:eastAsia="zh-CN"/>
               </w:rPr>
             </w:pPr>
@@ -7704,6 +8784,7 @@
             <w:pPr>
               <w:jc w:val="center"/>
               <w:rPr>
+                <w:rFonts w:hint="eastAsia"/>
                 <w:lang w:eastAsia="zh-CN"/>
               </w:rPr>
             </w:pPr>
@@ -7729,6 +8810,9 @@
           <w:p>
             <w:pPr>
               <w:jc w:val="center"/>
+              <w:rPr>
+                <w:rFonts w:hint="eastAsia"/>
+              </w:rPr>
             </w:pPr>
             <w:r>
               <w:rPr>
@@ -7746,6 +8830,9 @@
           <w:p>
             <w:pPr>
               <w:jc w:val="center"/>
+              <w:rPr>
+                <w:rFonts w:hint="eastAsia"/>
+              </w:rPr>
             </w:pPr>
             <w:r>
               <w:rPr>
@@ -7764,6 +8851,7 @@
             <w:pPr>
               <w:jc w:val="center"/>
               <w:rPr>
+                <w:rFonts w:hint="eastAsia"/>
                 <w:lang w:eastAsia="zh-CN"/>
               </w:rPr>
             </w:pPr>
@@ -7784,6 +8872,9 @@
           <w:p>
             <w:pPr>
               <w:jc w:val="center"/>
+              <w:rPr>
+                <w:rFonts w:hint="eastAsia"/>
+              </w:rPr>
             </w:pPr>
             <w:r>
               <w:rPr>
@@ -7795,8 +8886,19 @@
         </w:tc>
       </w:tr>
     </w:tbl>
-    <w:p/>
     <w:p>
+      <w:pPr>
+        <w:rPr>
+          <w:rFonts w:hint="eastAsia"/>
+        </w:rPr>
+      </w:pPr>
+    </w:p>
+    <w:p>
+      <w:pPr>
+        <w:rPr>
+          <w:rFonts w:hint="eastAsia"/>
+        </w:rPr>
+      </w:pPr>
       <w:r>
         <w:rPr>
           <w:noProof/>
@@ -7818,7 +8920,7 @@
                     <pic:cNvPicPr/>
                   </pic:nvPicPr>
                   <pic:blipFill>
-                    <a:blip r:embed="rId17"/>
+                    <a:blip r:embed="rId16"/>
                     <a:stretch>
                       <a:fillRect/>
                     </a:stretch>
@@ -7843,6 +8945,7 @@
       <w:pPr>
         <w:jc w:val="center"/>
         <w:rPr>
+          <w:rFonts w:hint="eastAsia"/>
           <w:lang w:eastAsia="zh-CN"/>
         </w:rPr>
       </w:pPr>
@@ -7859,6 +8962,7 @@
     <w:p>
       <w:pPr>
         <w:rPr>
+          <w:rFonts w:hint="eastAsia"/>
           <w:lang w:eastAsia="zh-CN"/>
         </w:rPr>
       </w:pPr>
@@ -7866,6 +8970,7 @@
     <w:p>
       <w:pPr>
         <w:rPr>
+          <w:rFonts w:hint="eastAsia"/>
           <w:lang w:eastAsia="zh-CN"/>
         </w:rPr>
       </w:pPr>
@@ -7880,6 +8985,7 @@
     <w:p>
       <w:pPr>
         <w:rPr>
+          <w:rFonts w:hint="eastAsia"/>
           <w:lang w:eastAsia="zh-CN"/>
         </w:rPr>
       </w:pPr>
@@ -7887,6 +8993,9 @@
     <w:p>
       <w:pPr>
         <w:jc w:val="right"/>
+        <w:rPr>
+          <w:rFonts w:hint="eastAsia"/>
+        </w:rPr>
       </w:pPr>
       <w:r>
         <w:rPr>
@@ -7894,6 +9003,465 @@
           <w:sz w:val="18"/>
         </w:rPr>
         <w:t>最后更新：2026年7月16日</w:t>
+      </w:r>
+    </w:p>
+    <w:p>
+      <w:pPr>
+        <w:pStyle w:val="1"/>
+      </w:pPr>
+      <w:r>
+        <w:t>七、教授讨论结论（2026-07-17）</w:t>
+      </w:r>
+    </w:p>
+    <w:p>
+      <w:pPr>
+        <w:pStyle w:val="21"/>
+      </w:pPr>
+      <w:r>
+        <w:t>7.1 教授四大决策要点</w:t>
+      </w:r>
+    </w:p>
+    <w:tbl>
+      <w:tblPr>
+        <w:tblStyle w:val="aff1"/>
+        <w:tblW w:type="auto" w:w="0"/>
+        <w:tblLook w:firstColumn="1" w:firstRow="1" w:lastColumn="0" w:lastRow="0" w:noHBand="0" w:noVBand="1" w:val="04A0"/>
+      </w:tblPr>
+      <w:tblGrid>
+        <w:gridCol w:w="2880"/>
+        <w:gridCol w:w="2880"/>
+        <w:gridCol w:w="2880"/>
+      </w:tblGrid>
+      <w:tr>
+        <w:tc>
+          <w:tcPr>
+            <w:tcW w:type="dxa" w:w="2880"/>
+          </w:tcPr>
+          <w:p>
+            <w:r>
+              <w:t>议题</w:t>
+            </w:r>
+          </w:p>
+        </w:tc>
+        <w:tc>
+          <w:tcPr>
+            <w:tcW w:type="dxa" w:w="2880"/>
+          </w:tcPr>
+          <w:p>
+            <w:r>
+              <w:t>教授结论</w:t>
+            </w:r>
+          </w:p>
+        </w:tc>
+        <w:tc>
+          <w:tcPr>
+            <w:tcW w:type="dxa" w:w="2880"/>
+          </w:tcPr>
+          <w:p>
+            <w:r>
+              <w:t>执行状态</w:t>
+            </w:r>
+          </w:p>
+        </w:tc>
+      </w:tr>
+      <w:tr>
+        <w:tc>
+          <w:tcPr>
+            <w:tcW w:type="dxa" w:w="2880"/>
+          </w:tcPr>
+          <w:p>
+            <w:r>
+              <w:t>数据集扩容</w:t>
+            </w:r>
+          </w:p>
+        </w:tc>
+        <w:tc>
+          <w:tcPr>
+            <w:tcW w:type="dxa" w:w="2880"/>
+          </w:tcPr>
+          <w:p>
+            <w:r>
+              <w:t>扩充至10万条 + 低资源增强</w:t>
+            </w:r>
+          </w:p>
+        </w:tc>
+        <w:tc>
+          <w:tcPr>
+            <w:tcW w:type="dxa" w:w="2880"/>
+          </w:tcPr>
+          <w:p>
+            <w:r>
+              <w:t>已完成（129,834条训练 + 159种增强）</w:t>
+            </w:r>
+          </w:p>
+        </w:tc>
+      </w:tr>
+      <w:tr>
+        <w:tc>
+          <w:tcPr>
+            <w:tcW w:type="dxa" w:w="2880"/>
+          </w:tcPr>
+          <w:p>
+            <w:r>
+              <w:t>整体方向</w:t>
+            </w:r>
+          </w:p>
+        </w:tc>
+        <w:tc>
+          <w:tcPr>
+            <w:tcW w:type="dxa" w:w="2880"/>
+          </w:tcPr>
+          <w:p>
+            <w:r>
+              <w:t>认可proposal，认为可以做</w:t>
+            </w:r>
+          </w:p>
+        </w:tc>
+        <w:tc>
+          <w:tcPr>
+            <w:tcW w:type="dxa" w:w="2880"/>
+          </w:tcPr>
+          <w:p>
+            <w:r>
+              <w:t>方向确认</w:t>
+            </w:r>
+          </w:p>
+        </w:tc>
+      </w:tr>
+      <w:tr>
+        <w:tc>
+          <w:tcPr>
+            <w:tcW w:type="dxa" w:w="2880"/>
+          </w:tcPr>
+          <w:p>
+            <w:r>
+              <w:t>BirdNET对比</w:t>
+            </w:r>
+          </w:p>
+        </w:tc>
+        <w:tc>
+          <w:tcPr>
+            <w:tcW w:type="dxa" w:w="2880"/>
+          </w:tcPr>
+          <w:p>
+            <w:r>
+              <w:t>数据集不同无所谓，关注准确度和可复用度</w:t>
+            </w:r>
+          </w:p>
+        </w:tc>
+        <w:tc>
+          <w:tcPr>
+            <w:tcW w:type="dxa" w:w="2880"/>
+          </w:tcPr>
+          <w:p>
+            <w:r>
+              <w:t>非硬性要求，作为加分项</w:t>
+            </w:r>
+          </w:p>
+        </w:tc>
+      </w:tr>
+      <w:tr>
+        <w:tc>
+          <w:tcPr>
+            <w:tcW w:type="dxa" w:w="2880"/>
+          </w:tcPr>
+          <w:p>
+            <w:r>
+              <w:t>LightGBM数据格式</w:t>
+            </w:r>
+          </w:p>
+        </w:tc>
+        <w:tc>
+          <w:tcPr>
+            <w:tcW w:type="dxa" w:w="2880"/>
+          </w:tcPr>
+          <w:p>
+            <w:r>
+              <w:t>应使用spectrogram数据，而非metadata统计特征</w:t>
+            </w:r>
+          </w:p>
+        </w:tc>
+        <w:tc>
+          <w:tcPr>
+            <w:tcW w:type="dxa" w:w="2880"/>
+          </w:tcPr>
+          <w:p>
+            <w:r>
+              <w:t>待修改：改为频谱图特征输入</w:t>
+            </w:r>
+          </w:p>
+        </w:tc>
+      </w:tr>
+    </w:tbl>
+    <w:p>
+      <w:r>
+        <w:rPr>
+          <w:b w:val="0"/>
+        </w:rPr>
+      </w:r>
+    </w:p>
+    <w:p>
+      <w:pPr>
+        <w:pStyle w:val="21"/>
+      </w:pPr>
+      <w:r>
+        <w:t>7.2 数据集V2.0更新（已执行）</w:t>
+      </w:r>
+    </w:p>
+    <w:p>
+      <w:r>
+        <w:rPr>
+          <w:b w:val="0"/>
+        </w:rPr>
+        <w:t>旧版（V0）数据：5,976条抽样子集，训练4,780条，测试1,196条，1,229类，每类~3.9样本。</w:t>
+      </w:r>
+    </w:p>
+    <w:p>
+      <w:r>
+        <w:rPr>
+          <w:b w:val="0"/>
+        </w:rPr>
+        <w:t>新版（V2.0）数据：训练池129,834条，测试14,416条，1,126种鸟类，无每类封顶，每类中位数~72条。</w:t>
+      </w:r>
+    </w:p>
+    <w:p>
+      <w:r>
+        <w:rPr>
+          <w:b w:val="0"/>
+        </w:rPr>
+        <w:t>低资源159种（&lt;15条训练样本）已实施4种音频增强至目标15条。</w:t>
+      </w:r>
+    </w:p>
+    <w:p>
+      <w:r>
+        <w:rPr>
+          <w:b w:val="0"/>
+        </w:rPr>
+        <w:t>已超出教授建议的10万条目标（129,834 &gt; 100,000）。</w:t>
+      </w:r>
+    </w:p>
+    <w:p>
+      <w:r>
+        <w:rPr>
+          <w:b w:val="0"/>
+        </w:rPr>
+        <w:t>问题D1（数据极度稀疏）和D2（测试集单样本类）已从根本上解决。</w:t>
+      </w:r>
+    </w:p>
+    <w:p>
+      <w:pPr>
+        <w:pStyle w:val="21"/>
+      </w:pPr>
+      <w:r>
+        <w:t>7.3 LightGBM数据格式修改（教授新要求）</w:t>
+      </w:r>
+    </w:p>
+    <w:p>
+      <w:r>
+        <w:rPr>
+          <w:b/>
+        </w:rPr>
+        <w:t>教授明确指出：LightGBM应从audio转换为spectrogram去处理，而非仅用metadata基础统计特征。</w:t>
+      </w:r>
+    </w:p>
+    <w:p>
+      <w:r>
+        <w:rPr>
+          <w:b w:val="0"/>
+        </w:rPr>
+        <w:t>当前问题L1（手工特征无法表达时频结构）的解决方案：</w:t>
+      </w:r>
+    </w:p>
+    <w:p>
+      <w:r>
+        <w:rPr>
+          <w:b w:val="0"/>
+        </w:rPr>
+        <w:t>方案A：将mel-spectrogram展平为特征向量（128 mel bands x 时间帧）</w:t>
+      </w:r>
+    </w:p>
+    <w:p>
+      <w:r>
+        <w:rPr>
+          <w:b w:val="0"/>
+        </w:rPr>
+        <w:t>方案B：使用YAMNet预提取的1024维嵌入向量作为LightGBM输入</w:t>
+      </w:r>
+    </w:p>
+    <w:p>
+      <w:r>
+        <w:rPr>
+          <w:b w:val="0"/>
+        </w:rPr>
+        <w:t>方案C：使用spectrogram的分频段统计汇总（分频段能量分布、时间分段频谱模式）</w:t>
+      </w:r>
+    </w:p>
+    <w:p>
+      <w:r>
+        <w:rPr>
+          <w:b w:val="0"/>
+        </w:rPr>
+        <w:t>优先级：P0（教授明确要求），替代原"不再投入精力优化LightGBM"的结论。</w:t>
+      </w:r>
+    </w:p>
+    <w:p>
+      <w:pPr>
+        <w:pStyle w:val="21"/>
+      </w:pPr>
+      <w:r>
+        <w:t>7.4 与BirdNET的关系定位</w:t>
+      </w:r>
+    </w:p>
+    <w:p>
+      <w:r>
+        <w:rPr>
+          <w:b w:val="0"/>
+        </w:rPr>
+        <w:t>教授认为数据集与康奈尔BirdNET不同是客观条件限制，不影响项目价值。</w:t>
+      </w:r>
+    </w:p>
+    <w:p>
+      <w:r>
+        <w:rPr>
+          <w:b w:val="0"/>
+        </w:rPr>
+        <w:t>核心评判标准：模型的准确度和可复用度是否达到业内认可水平。</w:t>
+      </w:r>
+    </w:p>
+    <w:p>
+      <w:r>
+        <w:rPr>
+          <w:b w:val="0"/>
+        </w:rPr>
+        <w:t>BirdNET基线对比不再是硬性要求，可作为加分项。</w:t>
+      </w:r>
+    </w:p>
+    <w:p>
+      <w:pPr>
+        <w:pStyle w:val="21"/>
+      </w:pPr>
+      <w:r>
+        <w:t>7.5 更新后的优先级排序</w:t>
+      </w:r>
+    </w:p>
+    <w:p>
+      <w:r>
+        <w:rPr>
+          <w:b w:val="0"/>
+        </w:rPr>
+        <w:t>P0 必做：</w:t>
+      </w:r>
+    </w:p>
+    <w:p>
+      <w:r>
+        <w:rPr>
+          <w:b w:val="0"/>
+        </w:rPr>
+        <w:t xml:space="preserve">  1. LightGBM数据格式改为spectrogram特征（教授新要求）</w:t>
+      </w:r>
+    </w:p>
+    <w:p>
+      <w:r>
+        <w:rPr>
+          <w:b w:val="0"/>
+        </w:rPr>
+        <w:t xml:space="preserve">  2. YAMNet端到端实跑（使用V2.0 129,834条数据）</w:t>
+      </w:r>
+    </w:p>
+    <w:p>
+      <w:r>
+        <w:rPr>
+          <w:b w:val="0"/>
+        </w:rPr>
+        <w:t xml:space="preserve">  3. 三模型统一对比（等FastAI结果）</w:t>
+      </w:r>
+    </w:p>
+    <w:p>
+      <w:r>
+        <w:rPr>
+          <w:b w:val="0"/>
+        </w:rPr>
+        <w:t>P1 强烈建议：</w:t>
+      </w:r>
+    </w:p>
+    <w:p>
+      <w:r>
+        <w:rPr>
+          <w:b w:val="0"/>
+        </w:rPr>
+        <w:t xml:space="preserve">  4. Top-5/Top-10准确率 + macro-F1 + 分组分析（教授已同意）</w:t>
+      </w:r>
+    </w:p>
+    <w:p>
+      <w:r>
+        <w:rPr>
+          <w:b w:val="0"/>
+        </w:rPr>
+        <w:t xml:space="preserve">  5. BirdNET基线对比（加分项，非硬性要求）</w:t>
+      </w:r>
+    </w:p>
+    <w:p>
+      <w:r>
+        <w:rPr>
+          <w:b w:val="0"/>
+        </w:rPr>
+        <w:t>P2 锦上添花：</w:t>
+      </w:r>
+    </w:p>
+    <w:p>
+      <w:r>
+        <w:rPr>
+          <w:b w:val="0"/>
+        </w:rPr>
+        <w:t xml:space="preserve">  6. 多标签训练 / 架构优化</w:t>
+      </w:r>
+    </w:p>
+    <w:p>
+      <w:pPr>
+        <w:pStyle w:val="21"/>
+      </w:pPr>
+      <w:r>
+        <w:t>7.6 问题状态更新汇总</w:t>
+      </w:r>
+    </w:p>
+    <w:p>
+      <w:r>
+        <w:rPr>
+          <w:b w:val="0"/>
+        </w:rPr>
+        <w:t>已解决：D1（数据稀疏）、D2（单样本测试类）、D5（长尾未平衡） -&gt; V2.0全量数据+三重平衡控制</w:t>
+      </w:r>
+    </w:p>
+    <w:p>
+      <w:r>
+        <w:rPr>
+          <w:b w:val="0"/>
+        </w:rPr>
+        <w:t>已解决：C1-C8（代码bug） -&gt; 全部修复</w:t>
+      </w:r>
+    </w:p>
+    <w:p>
+      <w:r>
+        <w:rPr>
+          <w:b w:val="0"/>
+        </w:rPr>
+        <w:t>待解决：L1（LightGBM手工特征） -&gt; 教授要求改为spectrogram输入</w:t>
+      </w:r>
+    </w:p>
+    <w:p>
+      <w:r>
+        <w:rPr>
+          <w:b w:val="0"/>
+        </w:rPr>
+        <w:t>待验证：A4（冻结编码器无法适配） -&gt; 端到端微调待Kaggle实跑</w:t>
+      </w:r>
+    </w:p>
+    <w:p>
+      <w:r>
+        <w:rPr>
+          <w:b w:val="0"/>
+        </w:rPr>
+        <w:t>待补充：E1（Top-1严苛） -&gt; 教授已同意加报Top-5/macro-F1</w:t>
       </w:r>
     </w:p>
     <w:sectPr>
